--- a/W06 Lab - OSINT Practice.docx
+++ b/W06 Lab - OSINT Practice.docx
@@ -1,108 +1,94 @@
 
 <file path=word/document.xml><?xml version="1.0" encoding="utf-8"?>
-<w:document xmlns:mc="http://schemas.openxmlformats.org/markup-compatibility/2006" xmlns:o="urn:schemas-microsoft-com:office:office" xmlns:r="http://schemas.openxmlformats.org/officeDocument/2006/relationships" xmlns:m="http://schemas.openxmlformats.org/officeDocument/2006/math" xmlns:v="urn:schemas-microsoft-com:vml" xmlns:wp="http://schemas.openxmlformats.org/drawingml/2006/wordprocessingDrawing" xmlns:w10="urn:schemas-microsoft-com:office:word" xmlns:w="http://schemas.openxmlformats.org/wordprocessingml/2006/main" xmlns:wne="http://schemas.microsoft.com/office/word/2006/wordml" xmlns:sl="http://schemas.openxmlformats.org/schemaLibrary/2006/main" xmlns:a="http://schemas.openxmlformats.org/drawingml/2006/main" xmlns:pic="http://schemas.openxmlformats.org/drawingml/2006/picture" xmlns:c="http://schemas.openxmlformats.org/drawingml/2006/chart" xmlns:lc="http://schemas.openxmlformats.org/drawingml/2006/lockedCanvas" xmlns:dgm="http://schemas.openxmlformats.org/drawingml/2006/diagram" xmlns:wps="http://schemas.microsoft.com/office/word/2010/wordprocessingShape" xmlns:wpg="http://schemas.microsoft.com/office/word/2010/wordprocessingGroup" xmlns:w14="http://schemas.microsoft.com/office/word/2010/wordml" xmlns:w15="http://schemas.microsoft.com/office/word/2012/wordml">
+<w:document xmlns:wpc="http://schemas.microsoft.com/office/word/2010/wordprocessingCanvas" xmlns:cx="http://schemas.microsoft.com/office/drawing/2014/chartex" xmlns:cx1="http://schemas.microsoft.com/office/drawing/2015/9/8/chartex" xmlns:cx2="http://schemas.microsoft.com/office/drawing/2015/10/21/chartex" xmlns:cx3="http://schemas.microsoft.com/office/drawing/2016/5/9/chartex" xmlns:cx4="http://schemas.microsoft.com/office/drawing/2016/5/10/chartex" xmlns:cx5="http://schemas.microsoft.com/office/drawing/2016/5/11/chartex" xmlns:cx6="http://schemas.microsoft.com/office/drawing/2016/5/12/chartex" xmlns:cx7="http://schemas.microsoft.com/office/drawing/2016/5/13/chartex" xmlns:cx8="http://schemas.microsoft.com/office/drawing/2016/5/14/chartex" xmlns:mc="http://schemas.openxmlformats.org/markup-compatibility/2006" xmlns:aink="http://schemas.microsoft.com/office/drawing/2016/ink" xmlns:am3d="http://schemas.microsoft.com/office/drawing/2017/model3d" xmlns:o="urn:schemas-microsoft-com:office:office" xmlns:oel="http://schemas.microsoft.com/office/2019/extlst" xmlns:r="http://schemas.openxmlformats.org/officeDocument/2006/relationships" xmlns:m="http://schemas.openxmlformats.org/officeDocument/2006/math" xmlns:v="urn:schemas-microsoft-com:vml" xmlns:wp14="http://schemas.microsoft.com/office/word/2010/wordprocessingDrawing" xmlns:wp="http://schemas.openxmlformats.org/drawingml/2006/wordprocessingDrawing" xmlns:w10="urn:schemas-microsoft-com:office:word" xmlns:w="http://schemas.openxmlformats.org/wordprocessingml/2006/main" xmlns:w14="http://schemas.microsoft.com/office/word/2010/wordml" xmlns:w15="http://schemas.microsoft.com/office/word/2012/wordml" xmlns:w16cex="http://schemas.microsoft.com/office/word/2018/wordml/cex" xmlns:w16cid="http://schemas.microsoft.com/office/word/2016/wordml/cid" xmlns:w16="http://schemas.microsoft.com/office/word/2018/wordml" xmlns:w16sdtdh="http://schemas.microsoft.com/office/word/2020/wordml/sdtdatahash" xmlns:w16se="http://schemas.microsoft.com/office/word/2015/wordml/symex" xmlns:wpg="http://schemas.microsoft.com/office/word/2010/wordprocessingGroup" xmlns:wpi="http://schemas.microsoft.com/office/word/2010/wordprocessingInk" xmlns:wne="http://schemas.microsoft.com/office/word/2006/wordml" xmlns:wps="http://schemas.microsoft.com/office/word/2010/wordprocessingShape" mc:Ignorable="w14 w15 w16se w16cid w16 w16cex w16sdtdh wp14">
   <w:body>
     <w:p>
       <w:pPr>
         <w:jc w:val="center"/>
         <w:rPr>
-          <w:rFonts w:ascii="Times" w:cs="Times" w:eastAsia="Times" w:hAnsi="Times"/>
-          <w:b w:val="1"/>
+          <w:rFonts w:ascii="Times" w:eastAsia="Times" w:hAnsi="Times" w:cs="Times"/>
+          <w:b/>
           <w:sz w:val="32"/>
           <w:szCs w:val="32"/>
         </w:rPr>
       </w:pPr>
-      <w:r>
-        <w:rPr>
-          <w:rtl w:val="0"/>
-        </w:rPr>
-      </w:r>
     </w:p>
     <w:tbl>
       <w:tblPr>
-        <w:tblStyle w:val="Table1"/>
-        <w:tblW w:w="10800.0" w:type="dxa"/>
+        <w:tblStyle w:val="a"/>
+        <w:tblW w:w="10800" w:type="dxa"/>
         <w:jc w:val="center"/>
         <w:tblBorders>
-          <w:top w:color="000000" w:space="0" w:sz="8" w:val="single"/>
-          <w:left w:color="000000" w:space="0" w:sz="8" w:val="single"/>
-          <w:bottom w:color="000000" w:space="0" w:sz="8" w:val="single"/>
-          <w:right w:color="000000" w:space="0" w:sz="8" w:val="single"/>
-          <w:insideH w:color="000000" w:space="0" w:sz="8" w:val="single"/>
-          <w:insideV w:color="000000" w:space="0" w:sz="8" w:val="single"/>
+          <w:top w:val="single" w:sz="8" w:space="0" w:color="000000"/>
+          <w:left w:val="single" w:sz="8" w:space="0" w:color="000000"/>
+          <w:bottom w:val="single" w:sz="8" w:space="0" w:color="000000"/>
+          <w:right w:val="single" w:sz="8" w:space="0" w:color="000000"/>
+          <w:insideH w:val="single" w:sz="8" w:space="0" w:color="000000"/>
+          <w:insideV w:val="single" w:sz="8" w:space="0" w:color="000000"/>
         </w:tblBorders>
         <w:tblLayout w:type="fixed"/>
-        <w:tblLook w:val="0600"/>
+        <w:tblLook w:val="0600" w:firstRow="0" w:lastRow="0" w:firstColumn="0" w:lastColumn="0" w:noHBand="1" w:noVBand="1"/>
       </w:tblPr>
       <w:tblGrid>
-        <w:gridCol w:w="7860"/>
-        <w:gridCol w:w="1605"/>
+        <w:gridCol w:w="9465"/>
         <w:gridCol w:w="1335"/>
-        <w:tblGridChange w:id="0">
-          <w:tblGrid>
-            <w:gridCol w:w="7860"/>
-            <w:gridCol w:w="1605"/>
-            <w:gridCol w:w="1335"/>
-          </w:tblGrid>
-        </w:tblGridChange>
       </w:tblGrid>
       <w:tr>
         <w:trPr>
-          <w:trHeight w:val="560" w:hRule="atLeast"/>
+          <w:trHeight w:val="560"/>
+          <w:jc w:val="center"/>
         </w:trPr>
         <w:tc>
           <w:tcPr>
-            <w:gridSpan w:val="2"/>
+            <w:tcW w:w="9465" w:type="dxa"/>
             <w:vMerge w:val="restart"/>
             <w:tcBorders>
-              <w:top w:color="000000" w:space="0" w:sz="0" w:val="nil"/>
-              <w:left w:color="000000" w:space="0" w:sz="0" w:val="nil"/>
-              <w:bottom w:color="000000" w:space="0" w:sz="0" w:val="nil"/>
-              <w:right w:color="000000" w:space="0" w:sz="0" w:val="nil"/>
+              <w:top w:val="nil"/>
+              <w:left w:val="nil"/>
+              <w:bottom w:val="nil"/>
+              <w:right w:val="nil"/>
             </w:tcBorders>
-            <w:shd w:fill="auto" w:val="clear"/>
+            <w:shd w:val="clear" w:color="auto" w:fill="auto"/>
             <w:tcMar>
-              <w:top w:w="100.0" w:type="dxa"/>
-              <w:left w:w="100.0" w:type="dxa"/>
-              <w:bottom w:w="100.0" w:type="dxa"/>
-              <w:right w:w="100.0" w:type="dxa"/>
+              <w:top w:w="100" w:type="dxa"/>
+              <w:left w:w="100" w:type="dxa"/>
+              <w:bottom w:w="100" w:type="dxa"/>
+              <w:right w:w="100" w:type="dxa"/>
             </w:tcMar>
-            <w:vAlign w:val="top"/>
           </w:tcPr>
           <w:p>
             <w:pPr>
               <w:rPr>
-                <w:rFonts w:ascii="Times" w:cs="Times" w:eastAsia="Times" w:hAnsi="Times"/>
-                <w:b w:val="1"/>
+                <w:rFonts w:ascii="Times" w:eastAsia="Times" w:hAnsi="Times" w:cs="Times"/>
+                <w:b/>
                 <w:sz w:val="48"/>
                 <w:szCs w:val="48"/>
               </w:rPr>
             </w:pPr>
             <w:r>
               <w:rPr>
-                <w:rFonts w:ascii="Times" w:cs="Times" w:eastAsia="Times" w:hAnsi="Times"/>
-                <w:b w:val="1"/>
+                <w:rFonts w:ascii="Times" w:eastAsia="Times" w:hAnsi="Times" w:cs="Times"/>
+                <w:b/>
                 <w:sz w:val="48"/>
                 <w:szCs w:val="48"/>
-                <w:rtl w:val="0"/>
-              </w:rPr>
-              <w:t xml:space="preserve">In Class OSINT Practice</w:t>
+              </w:rPr>
+              <w:t>In Class OSINT Practice</w:t>
             </w:r>
           </w:p>
         </w:tc>
         <w:tc>
           <w:tcPr>
+            <w:tcW w:w="1335" w:type="dxa"/>
             <w:tcBorders>
-              <w:bottom w:color="000000" w:space="0" w:sz="0" w:val="nil"/>
+              <w:bottom w:val="nil"/>
             </w:tcBorders>
-            <w:shd w:fill="f3f3f3" w:val="clear"/>
+            <w:shd w:val="clear" w:color="auto" w:fill="F3F3F3"/>
             <w:tcMar>
-              <w:top w:w="100.0" w:type="dxa"/>
-              <w:left w:w="100.0" w:type="dxa"/>
-              <w:bottom w:w="100.0" w:type="dxa"/>
-              <w:right w:w="100.0" w:type="dxa"/>
+              <w:top w:w="100" w:type="dxa"/>
+              <w:left w:w="100" w:type="dxa"/>
+              <w:bottom w:w="100" w:type="dxa"/>
+              <w:right w:w="100" w:type="dxa"/>
             </w:tcMar>
-            <w:vAlign w:val="top"/>
           </w:tcPr>
           <w:p>
             <w:pPr>
@@ -110,112 +96,100 @@
               <w:spacing w:line="240" w:lineRule="auto"/>
               <w:jc w:val="center"/>
               <w:rPr>
-                <w:rFonts w:ascii="Times" w:cs="Times" w:eastAsia="Times" w:hAnsi="Times"/>
-                <w:b w:val="1"/>
+                <w:rFonts w:ascii="Times" w:eastAsia="Times" w:hAnsi="Times" w:cs="Times"/>
+                <w:b/>
                 <w:sz w:val="32"/>
                 <w:szCs w:val="32"/>
               </w:rPr>
             </w:pPr>
             <w:r>
               <w:rPr>
-                <w:rFonts w:ascii="Times" w:cs="Times" w:eastAsia="Times" w:hAnsi="Times"/>
-                <w:b w:val="1"/>
+                <w:rFonts w:ascii="Times" w:eastAsia="Times" w:hAnsi="Times" w:cs="Times"/>
+                <w:b/>
                 <w:sz w:val="32"/>
                 <w:szCs w:val="32"/>
-                <w:rtl w:val="0"/>
-              </w:rPr>
-              <w:t xml:space="preserve">Score:</w:t>
+              </w:rPr>
+              <w:t>Score:</w:t>
             </w:r>
           </w:p>
         </w:tc>
       </w:tr>
       <w:tr>
         <w:trPr>
-          <w:trHeight w:val="560" w:hRule="atLeast"/>
+          <w:trHeight w:val="560"/>
+          <w:jc w:val="center"/>
         </w:trPr>
         <w:tc>
           <w:tcPr>
-            <w:gridSpan w:val="2"/>
-            <w:vMerge w:val="continue"/>
+            <w:tcW w:w="9465" w:type="dxa"/>
+            <w:vMerge/>
             <w:tcBorders>
-              <w:top w:color="000000" w:space="0" w:sz="0" w:val="nil"/>
-              <w:left w:color="000000" w:space="0" w:sz="0" w:val="nil"/>
-              <w:bottom w:color="000000" w:space="0" w:sz="0" w:val="nil"/>
-              <w:right w:color="000000" w:space="0" w:sz="0" w:val="nil"/>
+              <w:top w:val="nil"/>
+              <w:left w:val="nil"/>
+              <w:bottom w:val="nil"/>
+              <w:right w:val="nil"/>
             </w:tcBorders>
-            <w:shd w:fill="auto" w:val="clear"/>
+            <w:shd w:val="clear" w:color="auto" w:fill="auto"/>
             <w:tcMar>
-              <w:top w:w="100.0" w:type="dxa"/>
-              <w:left w:w="100.0" w:type="dxa"/>
-              <w:bottom w:w="100.0" w:type="dxa"/>
-              <w:right w:w="100.0" w:type="dxa"/>
+              <w:top w:w="100" w:type="dxa"/>
+              <w:left w:w="100" w:type="dxa"/>
+              <w:bottom w:w="100" w:type="dxa"/>
+              <w:right w:w="100" w:type="dxa"/>
             </w:tcMar>
-            <w:vAlign w:val="top"/>
           </w:tcPr>
           <w:p>
             <w:pPr>
-              <w:spacing w:after="0" w:before="0" w:line="240" w:lineRule="auto"/>
-              <w:ind w:left="0" w:firstLine="0"/>
-              <w:rPr>
-                <w:rFonts w:ascii="Times" w:cs="Times" w:eastAsia="Times" w:hAnsi="Times"/>
-                <w:b w:val="1"/>
+              <w:spacing w:line="240" w:lineRule="auto"/>
+              <w:rPr>
+                <w:rFonts w:ascii="Times" w:eastAsia="Times" w:hAnsi="Times" w:cs="Times"/>
+                <w:b/>
                 <w:sz w:val="36"/>
                 <w:szCs w:val="36"/>
               </w:rPr>
             </w:pPr>
-            <w:r>
-              <w:rPr>
-                <w:rtl w:val="0"/>
-              </w:rPr>
-            </w:r>
           </w:p>
         </w:tc>
         <w:tc>
           <w:tcPr>
+            <w:tcW w:w="1335" w:type="dxa"/>
             <w:tcBorders>
-              <w:top w:color="000000" w:space="0" w:sz="0" w:val="nil"/>
+              <w:top w:val="nil"/>
             </w:tcBorders>
-            <w:shd w:fill="f3f3f3" w:val="clear"/>
+            <w:shd w:val="clear" w:color="auto" w:fill="F3F3F3"/>
             <w:tcMar>
-              <w:top w:w="100.0" w:type="dxa"/>
-              <w:left w:w="100.0" w:type="dxa"/>
-              <w:bottom w:w="100.0" w:type="dxa"/>
-              <w:right w:w="100.0" w:type="dxa"/>
+              <w:top w:w="100" w:type="dxa"/>
+              <w:left w:w="100" w:type="dxa"/>
+              <w:bottom w:w="100" w:type="dxa"/>
+              <w:right w:w="100" w:type="dxa"/>
             </w:tcMar>
-            <w:vAlign w:val="top"/>
           </w:tcPr>
           <w:p>
             <w:pPr>
-              <w:keepNext w:val="0"/>
-              <w:keepLines w:val="0"/>
               <w:widowControl w:val="0"/>
               <w:pBdr>
-                <w:top w:space="0" w:sz="0" w:val="nil"/>
-                <w:left w:space="0" w:sz="0" w:val="nil"/>
-                <w:bottom w:space="0" w:sz="0" w:val="nil"/>
-                <w:right w:space="0" w:sz="0" w:val="nil"/>
-                <w:between w:space="0" w:sz="0" w:val="nil"/>
+                <w:top w:val="nil"/>
+                <w:left w:val="nil"/>
+                <w:bottom w:val="nil"/>
+                <w:right w:val="nil"/>
+                <w:between w:val="nil"/>
               </w:pBdr>
-              <w:shd w:fill="auto" w:val="clear"/>
-              <w:spacing w:after="0" w:before="0" w:line="240" w:lineRule="auto"/>
-              <w:ind w:left="0" w:right="0" w:firstLine="0"/>
+              <w:spacing w:line="240" w:lineRule="auto"/>
               <w:jc w:val="center"/>
               <w:rPr>
-                <w:rFonts w:ascii="Times" w:cs="Times" w:eastAsia="Times" w:hAnsi="Times"/>
-                <w:b w:val="1"/>
+                <w:rFonts w:ascii="Times" w:eastAsia="Times" w:hAnsi="Times" w:cs="Times"/>
+                <w:b/>
                 <w:sz w:val="32"/>
                 <w:szCs w:val="32"/>
               </w:rPr>
             </w:pPr>
             <w:r>
               <w:rPr>
-                <w:rFonts w:ascii="Times" w:cs="Times" w:eastAsia="Times" w:hAnsi="Times"/>
-                <w:b w:val="1"/>
+                <w:rFonts w:ascii="Times" w:eastAsia="Times" w:hAnsi="Times" w:cs="Times"/>
+                <w:b/>
                 <w:sz w:val="32"/>
                 <w:szCs w:val="32"/>
-                <w:rtl w:val="0"/>
-              </w:rPr>
-              <w:t xml:space="preserve">0</w:t>
+              </w:rPr>
+              <w:t>70</w:t>
             </w:r>
           </w:p>
         </w:tc>
@@ -223,53 +197,60 @@
     </w:tbl>
     <w:p>
       <w:pPr>
-        <w:jc w:val="left"/>
         <w:rPr>
-          <w:rFonts w:ascii="Times" w:cs="Times" w:eastAsia="Times" w:hAnsi="Times"/>
+          <w:rFonts w:ascii="Times" w:eastAsia="Times" w:hAnsi="Times" w:cs="Times"/>
           <w:sz w:val="28"/>
           <w:szCs w:val="28"/>
         </w:rPr>
       </w:pPr>
-      <w:r>
-        <w:rPr>
-          <w:rtl w:val="0"/>
-        </w:rPr>
-      </w:r>
     </w:p>
     <w:p>
       <w:pPr>
         <w:jc w:val="both"/>
         <w:rPr>
-          <w:rFonts w:ascii="Times" w:cs="Times" w:eastAsia="Times" w:hAnsi="Times"/>
+          <w:rFonts w:ascii="Times" w:eastAsia="Times" w:hAnsi="Times" w:cs="Times"/>
           <w:sz w:val="28"/>
           <w:szCs w:val="28"/>
         </w:rPr>
       </w:pPr>
       <w:r>
         <w:rPr>
-          <w:rFonts w:ascii="Times" w:cs="Times" w:eastAsia="Times" w:hAnsi="Times"/>
+          <w:rFonts w:ascii="Times" w:eastAsia="Times" w:hAnsi="Times" w:cs="Times"/>
           <w:sz w:val="28"/>
           <w:szCs w:val="28"/>
-          <w:rtl w:val="0"/>
         </w:rPr>
-        <w:t xml:space="preserve">In this activity you will attempt to answer the following questions using Open Source Intelligence collection methods. This activity is designed to show you how easy it can be to find information about someone online and why our digital footprint is something we should work on protecting. </w:t>
+        <w:t xml:space="preserve">In this activity you will attempt to answer the following questions using </w:t>
       </w:r>
       <w:r>
         <w:rPr>
-          <w:rFonts w:ascii="Times" w:cs="Times" w:eastAsia="Times" w:hAnsi="Times"/>
-          <w:b w:val="1"/>
+          <w:rFonts w:ascii="Times" w:eastAsia="Times" w:hAnsi="Times" w:cs="Times"/>
           <w:sz w:val="28"/>
           <w:szCs w:val="28"/>
-          <w:rtl w:val="0"/>
         </w:rPr>
-        <w:t xml:space="preserve">NOTE:</w:t>
+        <w:t>Open-Source</w:t>
       </w:r>
       <w:r>
         <w:rPr>
-          <w:rFonts w:ascii="Times" w:cs="Times" w:eastAsia="Times" w:hAnsi="Times"/>
+          <w:rFonts w:ascii="Times" w:eastAsia="Times" w:hAnsi="Times" w:cs="Times"/>
           <w:sz w:val="28"/>
           <w:szCs w:val="28"/>
-          <w:rtl w:val="0"/>
+        </w:rPr>
+        <w:t xml:space="preserve"> Intelligence collection methods. This activity is designed to show you how easy it can be to find information about someone online and why our digital footprint is something we should work on protecting. </w:t>
+      </w:r>
+      <w:r>
+        <w:rPr>
+          <w:rFonts w:ascii="Times" w:eastAsia="Times" w:hAnsi="Times" w:cs="Times"/>
+          <w:b/>
+          <w:sz w:val="28"/>
+          <w:szCs w:val="28"/>
+        </w:rPr>
+        <w:t>NOTE:</w:t>
+      </w:r>
+      <w:r>
+        <w:rPr>
+          <w:rFonts w:ascii="Times" w:eastAsia="Times" w:hAnsi="Times" w:cs="Times"/>
+          <w:sz w:val="28"/>
+          <w:szCs w:val="28"/>
         </w:rPr>
         <w:t xml:space="preserve"> You may find multiple answers to a question, record all the information you find because you never know which may be correct.</w:t>
       </w:r>
@@ -278,137 +259,112 @@
       <w:pPr>
         <w:jc w:val="both"/>
         <w:rPr>
-          <w:rFonts w:ascii="Times" w:cs="Times" w:eastAsia="Times" w:hAnsi="Times"/>
+          <w:rFonts w:ascii="Times" w:eastAsia="Times" w:hAnsi="Times" w:cs="Times"/>
           <w:sz w:val="28"/>
           <w:szCs w:val="28"/>
         </w:rPr>
       </w:pPr>
-      <w:r>
-        <w:rPr>
-          <w:rtl w:val="0"/>
-        </w:rPr>
-      </w:r>
     </w:p>
     <w:tbl>
       <w:tblPr>
-        <w:tblStyle w:val="Table2"/>
-        <w:tblW w:w="10800.0" w:type="dxa"/>
-        <w:jc w:val="left"/>
-        <w:tblInd w:w="100.0" w:type="pct"/>
+        <w:tblStyle w:val="a0"/>
+        <w:tblW w:w="10800" w:type="dxa"/>
         <w:tblBorders>
-          <w:top w:color="000000" w:space="0" w:sz="8" w:val="single"/>
-          <w:left w:color="000000" w:space="0" w:sz="8" w:val="single"/>
-          <w:bottom w:color="000000" w:space="0" w:sz="8" w:val="single"/>
-          <w:right w:color="000000" w:space="0" w:sz="8" w:val="single"/>
-          <w:insideH w:color="000000" w:space="0" w:sz="8" w:val="single"/>
-          <w:insideV w:color="000000" w:space="0" w:sz="8" w:val="single"/>
+          <w:top w:val="single" w:sz="8" w:space="0" w:color="000000"/>
+          <w:left w:val="single" w:sz="8" w:space="0" w:color="000000"/>
+          <w:bottom w:val="single" w:sz="8" w:space="0" w:color="000000"/>
+          <w:right w:val="single" w:sz="8" w:space="0" w:color="000000"/>
+          <w:insideH w:val="single" w:sz="8" w:space="0" w:color="000000"/>
+          <w:insideV w:val="single" w:sz="8" w:space="0" w:color="000000"/>
         </w:tblBorders>
         <w:tblLayout w:type="fixed"/>
-        <w:tblLook w:val="0600"/>
+        <w:tblLook w:val="0600" w:firstRow="0" w:lastRow="0" w:firstColumn="0" w:lastColumn="0" w:noHBand="1" w:noVBand="1"/>
       </w:tblPr>
       <w:tblGrid>
         <w:gridCol w:w="5400"/>
         <w:gridCol w:w="5400"/>
-        <w:tblGridChange w:id="0">
-          <w:tblGrid>
-            <w:gridCol w:w="5400"/>
-            <w:gridCol w:w="5400"/>
-          </w:tblGrid>
-        </w:tblGridChange>
       </w:tblGrid>
       <w:tr>
         <w:tc>
           <w:tcPr>
+            <w:tcW w:w="5400" w:type="dxa"/>
             <w:tcBorders>
-              <w:top w:color="000000" w:space="0" w:sz="0" w:val="nil"/>
-              <w:left w:color="000000" w:space="0" w:sz="0" w:val="nil"/>
-              <w:bottom w:color="000000" w:space="0" w:sz="0" w:val="nil"/>
+              <w:top w:val="nil"/>
+              <w:left w:val="nil"/>
+              <w:bottom w:val="nil"/>
             </w:tcBorders>
-            <w:shd w:fill="auto" w:val="clear"/>
+            <w:shd w:val="clear" w:color="auto" w:fill="auto"/>
             <w:tcMar>
-              <w:top w:w="100.0" w:type="dxa"/>
-              <w:left w:w="100.0" w:type="dxa"/>
-              <w:bottom w:w="100.0" w:type="dxa"/>
-              <w:right w:w="100.0" w:type="dxa"/>
+              <w:top w:w="100" w:type="dxa"/>
+              <w:left w:w="100" w:type="dxa"/>
+              <w:bottom w:w="100" w:type="dxa"/>
+              <w:right w:w="100" w:type="dxa"/>
             </w:tcMar>
-            <w:vAlign w:val="top"/>
           </w:tcPr>
           <w:p>
             <w:pPr>
-              <w:keepNext w:val="0"/>
-              <w:keepLines w:val="0"/>
               <w:widowControl w:val="0"/>
               <w:pBdr>
-                <w:top w:space="0" w:sz="0" w:val="nil"/>
-                <w:left w:space="0" w:sz="0" w:val="nil"/>
-                <w:bottom w:space="0" w:sz="0" w:val="nil"/>
-                <w:right w:space="0" w:sz="0" w:val="nil"/>
-                <w:between w:space="0" w:sz="0" w:val="nil"/>
+                <w:top w:val="nil"/>
+                <w:left w:val="nil"/>
+                <w:bottom w:val="nil"/>
+                <w:right w:val="nil"/>
+                <w:between w:val="nil"/>
               </w:pBdr>
-              <w:shd w:fill="auto" w:val="clear"/>
-              <w:spacing w:after="0" w:before="0" w:line="240" w:lineRule="auto"/>
-              <w:ind w:left="0" w:right="0" w:firstLine="0"/>
-              <w:jc w:val="left"/>
-              <w:rPr>
-                <w:rFonts w:ascii="Times" w:cs="Times" w:eastAsia="Times" w:hAnsi="Times"/>
-                <w:b w:val="1"/>
+              <w:spacing w:line="240" w:lineRule="auto"/>
+              <w:rPr>
+                <w:rFonts w:ascii="Times" w:eastAsia="Times" w:hAnsi="Times" w:cs="Times"/>
+                <w:b/>
                 <w:sz w:val="28"/>
                 <w:szCs w:val="28"/>
               </w:rPr>
             </w:pPr>
             <w:r>
               <w:rPr>
-                <w:rFonts w:ascii="Times" w:cs="Times" w:eastAsia="Times" w:hAnsi="Times"/>
-                <w:b w:val="1"/>
-                <w:sz w:val="28"/>
-                <w:szCs w:val="28"/>
-                <w:rtl w:val="0"/>
-              </w:rPr>
-              <w:t xml:space="preserve">Your target for this exercise is:</w:t>
+                <w:rFonts w:ascii="Times" w:eastAsia="Times" w:hAnsi="Times" w:cs="Times"/>
+                <w:b/>
+                <w:sz w:val="28"/>
+                <w:szCs w:val="28"/>
+              </w:rPr>
+              <w:t>Your target for this exercise is:</w:t>
             </w:r>
           </w:p>
         </w:tc>
         <w:tc>
           <w:tcPr>
-            <w:shd w:fill="f3f3f3" w:val="clear"/>
+            <w:tcW w:w="5400" w:type="dxa"/>
+            <w:shd w:val="clear" w:color="auto" w:fill="F3F3F3"/>
             <w:tcMar>
-              <w:top w:w="100.0" w:type="dxa"/>
-              <w:left w:w="100.0" w:type="dxa"/>
-              <w:bottom w:w="100.0" w:type="dxa"/>
-              <w:right w:w="100.0" w:type="dxa"/>
+              <w:top w:w="100" w:type="dxa"/>
+              <w:left w:w="100" w:type="dxa"/>
+              <w:bottom w:w="100" w:type="dxa"/>
+              <w:right w:w="100" w:type="dxa"/>
             </w:tcMar>
-            <w:vAlign w:val="top"/>
           </w:tcPr>
           <w:p>
             <w:pPr>
-              <w:keepNext w:val="0"/>
-              <w:keepLines w:val="0"/>
               <w:widowControl w:val="0"/>
               <w:pBdr>
-                <w:top w:space="0" w:sz="0" w:val="nil"/>
-                <w:left w:space="0" w:sz="0" w:val="nil"/>
-                <w:bottom w:space="0" w:sz="0" w:val="nil"/>
-                <w:right w:space="0" w:sz="0" w:val="nil"/>
-                <w:between w:space="0" w:sz="0" w:val="nil"/>
+                <w:top w:val="nil"/>
+                <w:left w:val="nil"/>
+                <w:bottom w:val="nil"/>
+                <w:right w:val="nil"/>
+                <w:between w:val="nil"/>
               </w:pBdr>
-              <w:shd w:fill="auto" w:val="clear"/>
-              <w:spacing w:after="0" w:before="0" w:line="240" w:lineRule="auto"/>
-              <w:ind w:left="0" w:right="0" w:firstLine="0"/>
-              <w:jc w:val="left"/>
-              <w:rPr>
-                <w:rFonts w:ascii="Times" w:cs="Times" w:eastAsia="Times" w:hAnsi="Times"/>
+              <w:spacing w:line="240" w:lineRule="auto"/>
+              <w:rPr>
+                <w:rFonts w:ascii="Times" w:eastAsia="Times" w:hAnsi="Times" w:cs="Times"/>
                 <w:sz w:val="28"/>
                 <w:szCs w:val="28"/>
               </w:rPr>
             </w:pPr>
             <w:r>
               <w:rPr>
-                <w:rFonts w:ascii="Times" w:cs="Times" w:eastAsia="Times" w:hAnsi="Times"/>
-                <w:sz w:val="28"/>
-                <w:szCs w:val="28"/>
-                <w:rtl w:val="0"/>
-              </w:rPr>
-              <w:t xml:space="preserve">(Instructor Provided)</w:t>
+                <w:rFonts w:ascii="Times" w:eastAsia="Times" w:hAnsi="Times" w:cs="Times"/>
+                <w:sz w:val="28"/>
+                <w:szCs w:val="28"/>
+              </w:rPr>
+              <w:t>Christopher Keers</w:t>
             </w:r>
           </w:p>
         </w:tc>
@@ -417,523 +373,458 @@
     <w:p>
       <w:pPr>
         <w:rPr>
-          <w:rFonts w:ascii="Times" w:cs="Times" w:eastAsia="Times" w:hAnsi="Times"/>
+          <w:rFonts w:ascii="Times" w:eastAsia="Times" w:hAnsi="Times" w:cs="Times"/>
           <w:sz w:val="28"/>
           <w:szCs w:val="28"/>
         </w:rPr>
       </w:pPr>
-      <w:r>
-        <w:rPr>
-          <w:rtl w:val="0"/>
-        </w:rPr>
-      </w:r>
     </w:p>
     <w:p>
       <w:pPr>
         <w:rPr>
-          <w:rFonts w:ascii="Times" w:cs="Times" w:eastAsia="Times" w:hAnsi="Times"/>
+          <w:rFonts w:ascii="Times" w:eastAsia="Times" w:hAnsi="Times" w:cs="Times"/>
           <w:sz w:val="28"/>
           <w:szCs w:val="28"/>
         </w:rPr>
       </w:pPr>
-      <w:r>
-        <w:rPr>
-          <w:rtl w:val="0"/>
-        </w:rPr>
-      </w:r>
     </w:p>
     <w:tbl>
       <w:tblPr>
-        <w:tblStyle w:val="Table3"/>
-        <w:tblW w:w="10800.0" w:type="dxa"/>
-        <w:jc w:val="left"/>
-        <w:tblInd w:w="100.0" w:type="pct"/>
+        <w:tblStyle w:val="a1"/>
+        <w:tblW w:w="10800" w:type="dxa"/>
         <w:tblBorders>
-          <w:top w:color="000000" w:space="0" w:sz="8" w:val="single"/>
-          <w:left w:color="000000" w:space="0" w:sz="8" w:val="single"/>
-          <w:bottom w:color="000000" w:space="0" w:sz="8" w:val="single"/>
-          <w:right w:color="000000" w:space="0" w:sz="8" w:val="single"/>
-          <w:insideH w:color="000000" w:space="0" w:sz="8" w:val="single"/>
-          <w:insideV w:color="000000" w:space="0" w:sz="8" w:val="single"/>
+          <w:top w:val="single" w:sz="8" w:space="0" w:color="000000"/>
+          <w:left w:val="single" w:sz="8" w:space="0" w:color="000000"/>
+          <w:bottom w:val="single" w:sz="8" w:space="0" w:color="000000"/>
+          <w:right w:val="single" w:sz="8" w:space="0" w:color="000000"/>
+          <w:insideH w:val="single" w:sz="8" w:space="0" w:color="000000"/>
+          <w:insideV w:val="single" w:sz="8" w:space="0" w:color="000000"/>
         </w:tblBorders>
         <w:tblLayout w:type="fixed"/>
-        <w:tblLook w:val="0600"/>
+        <w:tblLook w:val="0600" w:firstRow="0" w:lastRow="0" w:firstColumn="0" w:lastColumn="0" w:noHBand="1" w:noVBand="1"/>
       </w:tblPr>
       <w:tblGrid>
-        <w:gridCol w:w="6165"/>
-        <w:gridCol w:w="4635"/>
-        <w:tblGridChange w:id="0">
-          <w:tblGrid>
-            <w:gridCol w:w="6165"/>
-            <w:gridCol w:w="4635"/>
-          </w:tblGrid>
-        </w:tblGridChange>
+        <w:gridCol w:w="10800"/>
       </w:tblGrid>
       <w:tr>
         <w:trPr>
-          <w:trHeight w:val="480" w:hRule="atLeast"/>
+          <w:trHeight w:val="480"/>
         </w:trPr>
         <w:tc>
           <w:tcPr>
-            <w:gridSpan w:val="2"/>
+            <w:tcW w:w="10800" w:type="dxa"/>
             <w:tcBorders>
-              <w:top w:color="000000" w:space="0" w:sz="0" w:val="nil"/>
-              <w:left w:color="000000" w:space="0" w:sz="0" w:val="nil"/>
-              <w:bottom w:color="000000" w:space="0" w:sz="0" w:val="nil"/>
-              <w:right w:color="000000" w:space="0" w:sz="0" w:val="nil"/>
+              <w:top w:val="nil"/>
+              <w:left w:val="nil"/>
+              <w:bottom w:val="nil"/>
+              <w:right w:val="nil"/>
             </w:tcBorders>
-            <w:shd w:fill="auto" w:val="clear"/>
+            <w:shd w:val="clear" w:color="auto" w:fill="auto"/>
             <w:tcMar>
-              <w:top w:w="100.0" w:type="dxa"/>
-              <w:left w:w="100.0" w:type="dxa"/>
-              <w:bottom w:w="100.0" w:type="dxa"/>
-              <w:right w:w="100.0" w:type="dxa"/>
+              <w:top w:w="100" w:type="dxa"/>
+              <w:left w:w="100" w:type="dxa"/>
+              <w:bottom w:w="100" w:type="dxa"/>
+              <w:right w:w="100" w:type="dxa"/>
             </w:tcMar>
-            <w:vAlign w:val="top"/>
           </w:tcPr>
           <w:p>
             <w:pPr>
               <w:rPr>
-                <w:rFonts w:ascii="Times" w:cs="Times" w:eastAsia="Times" w:hAnsi="Times"/>
+                <w:rFonts w:ascii="Times" w:eastAsia="Times" w:hAnsi="Times" w:cs="Times"/>
                 <w:sz w:val="28"/>
                 <w:szCs w:val="28"/>
               </w:rPr>
             </w:pPr>
             <w:r>
               <w:rPr>
-                <w:rFonts w:ascii="Times" w:cs="Times" w:eastAsia="Times" w:hAnsi="Times"/>
-                <w:b w:val="1"/>
-                <w:sz w:val="28"/>
-                <w:szCs w:val="28"/>
-                <w:rtl w:val="0"/>
-              </w:rPr>
-              <w:t xml:space="preserve">When did the target start working for BYUI?</w:t>
-            </w:r>
-            <w:r>
-              <w:rPr>
-                <w:rtl w:val="0"/>
-              </w:rPr>
+                <w:rFonts w:ascii="Times" w:eastAsia="Times" w:hAnsi="Times" w:cs="Times"/>
+                <w:b/>
+                <w:sz w:val="28"/>
+                <w:szCs w:val="28"/>
+              </w:rPr>
+              <w:t>When did the target start working for BYUI?</w:t>
             </w:r>
           </w:p>
         </w:tc>
       </w:tr>
       <w:tr>
         <w:trPr>
-          <w:trHeight w:val="438.00000000000006" w:hRule="atLeast"/>
+          <w:trHeight w:val="438"/>
         </w:trPr>
         <w:tc>
           <w:tcPr>
-            <w:gridSpan w:val="2"/>
+            <w:tcW w:w="10800" w:type="dxa"/>
             <w:tcBorders>
-              <w:top w:color="000000" w:space="0" w:sz="0" w:val="nil"/>
-              <w:left w:color="000000" w:space="0" w:sz="0" w:val="nil"/>
-              <w:right w:color="000000" w:space="0" w:sz="0" w:val="nil"/>
+              <w:top w:val="nil"/>
+              <w:left w:val="nil"/>
+              <w:right w:val="nil"/>
             </w:tcBorders>
-            <w:shd w:fill="auto" w:val="clear"/>
+            <w:shd w:val="clear" w:color="auto" w:fill="auto"/>
             <w:tcMar>
-              <w:top w:w="100.0" w:type="dxa"/>
-              <w:left w:w="100.0" w:type="dxa"/>
-              <w:bottom w:w="100.0" w:type="dxa"/>
-              <w:right w:w="100.0" w:type="dxa"/>
+              <w:top w:w="100" w:type="dxa"/>
+              <w:left w:w="100" w:type="dxa"/>
+              <w:bottom w:w="100" w:type="dxa"/>
+              <w:right w:w="100" w:type="dxa"/>
             </w:tcMar>
-            <w:vAlign w:val="top"/>
           </w:tcPr>
           <w:p>
             <w:pPr>
-              <w:keepNext w:val="0"/>
-              <w:keepLines w:val="0"/>
               <w:widowControl w:val="0"/>
               <w:pBdr>
-                <w:top w:space="0" w:sz="0" w:val="nil"/>
-                <w:left w:space="0" w:sz="0" w:val="nil"/>
-                <w:bottom w:space="0" w:sz="0" w:val="nil"/>
-                <w:right w:space="0" w:sz="0" w:val="nil"/>
-                <w:between w:space="0" w:sz="0" w:val="nil"/>
+                <w:top w:val="nil"/>
+                <w:left w:val="nil"/>
+                <w:bottom w:val="nil"/>
+                <w:right w:val="nil"/>
+                <w:between w:val="nil"/>
               </w:pBdr>
-              <w:shd w:fill="auto" w:val="clear"/>
-              <w:spacing w:after="0" w:before="0" w:line="240" w:lineRule="auto"/>
-              <w:ind w:left="0" w:right="0" w:firstLine="0"/>
-              <w:jc w:val="left"/>
-              <w:rPr>
-                <w:rFonts w:ascii="Times" w:cs="Times" w:eastAsia="Times" w:hAnsi="Times"/>
+              <w:spacing w:line="240" w:lineRule="auto"/>
+              <w:rPr>
+                <w:rFonts w:ascii="Times" w:eastAsia="Times" w:hAnsi="Times" w:cs="Times"/>
                 <w:sz w:val="24"/>
                 <w:szCs w:val="24"/>
               </w:rPr>
             </w:pPr>
             <w:r>
               <w:rPr>
-                <w:rFonts w:ascii="Times" w:cs="Times" w:eastAsia="Times" w:hAnsi="Times"/>
+                <w:rFonts w:ascii="Times" w:eastAsia="Times" w:hAnsi="Times" w:cs="Times"/>
                 <w:sz w:val="24"/>
                 <w:szCs w:val="24"/>
-                <w:rtl w:val="0"/>
-              </w:rPr>
-              <w:t xml:space="preserve">5pts for any reasonable answer, 10pts for the correct answer.</w:t>
+              </w:rPr>
+              <w:t>5pts for any reasonable answer, 10pts for the correct answer.</w:t>
             </w:r>
           </w:p>
         </w:tc>
       </w:tr>
       <w:tr>
         <w:trPr>
-          <w:trHeight w:val="480" w:hRule="atLeast"/>
+          <w:trHeight w:val="480"/>
         </w:trPr>
         <w:tc>
           <w:tcPr>
-            <w:gridSpan w:val="2"/>
-            <w:shd w:fill="f3f3f3" w:val="clear"/>
+            <w:tcW w:w="10800" w:type="dxa"/>
+            <w:shd w:val="clear" w:color="auto" w:fill="F3F3F3"/>
             <w:tcMar>
-              <w:top w:w="100.0" w:type="dxa"/>
-              <w:left w:w="100.0" w:type="dxa"/>
-              <w:bottom w:w="100.0" w:type="dxa"/>
-              <w:right w:w="100.0" w:type="dxa"/>
+              <w:top w:w="100" w:type="dxa"/>
+              <w:left w:w="100" w:type="dxa"/>
+              <w:bottom w:w="100" w:type="dxa"/>
+              <w:right w:w="100" w:type="dxa"/>
             </w:tcMar>
-            <w:vAlign w:val="top"/>
           </w:tcPr>
           <w:p>
             <w:pPr>
-              <w:keepNext w:val="0"/>
-              <w:keepLines w:val="0"/>
               <w:widowControl w:val="0"/>
               <w:pBdr>
-                <w:top w:space="0" w:sz="0" w:val="nil"/>
-                <w:left w:space="0" w:sz="0" w:val="nil"/>
-                <w:bottom w:space="0" w:sz="0" w:val="nil"/>
-                <w:right w:space="0" w:sz="0" w:val="nil"/>
-                <w:between w:space="0" w:sz="0" w:val="nil"/>
+                <w:top w:val="nil"/>
+                <w:left w:val="nil"/>
+                <w:bottom w:val="nil"/>
+                <w:right w:val="nil"/>
+                <w:between w:val="nil"/>
               </w:pBdr>
-              <w:shd w:fill="auto" w:val="clear"/>
-              <w:spacing w:after="0" w:before="0" w:line="240" w:lineRule="auto"/>
-              <w:ind w:left="0" w:right="0" w:firstLine="0"/>
-              <w:jc w:val="left"/>
-              <w:rPr>
-                <w:rFonts w:ascii="Times" w:cs="Times" w:eastAsia="Times" w:hAnsi="Times"/>
+              <w:spacing w:line="240" w:lineRule="auto"/>
+              <w:rPr>
+                <w:rFonts w:ascii="Times" w:eastAsia="Times" w:hAnsi="Times" w:cs="Times"/>
                 <w:sz w:val="28"/>
                 <w:szCs w:val="28"/>
               </w:rPr>
             </w:pPr>
             <w:r>
               <w:rPr>
-                <w:rtl w:val="0"/>
-              </w:rPr>
+                <w:rFonts w:ascii="Times" w:eastAsia="Times" w:hAnsi="Times" w:cs="Times"/>
+                <w:sz w:val="28"/>
+                <w:szCs w:val="28"/>
+              </w:rPr>
+              <w:t>January 2019</w:t>
             </w:r>
           </w:p>
         </w:tc>
       </w:tr>
       <w:tr>
         <w:trPr>
-          <w:trHeight w:val="480" w:hRule="atLeast"/>
+          <w:trHeight w:val="480"/>
         </w:trPr>
         <w:tc>
           <w:tcPr>
-            <w:gridSpan w:val="2"/>
+            <w:tcW w:w="10800" w:type="dxa"/>
             <w:tcBorders>
-              <w:left w:color="000000" w:space="0" w:sz="0" w:val="nil"/>
-              <w:bottom w:color="000000" w:space="0" w:sz="0" w:val="nil"/>
-              <w:right w:color="000000" w:space="0" w:sz="0" w:val="nil"/>
+              <w:left w:val="nil"/>
+              <w:bottom w:val="nil"/>
+              <w:right w:val="nil"/>
             </w:tcBorders>
-            <w:shd w:fill="auto" w:val="clear"/>
+            <w:shd w:val="clear" w:color="auto" w:fill="auto"/>
             <w:tcMar>
-              <w:top w:w="100.0" w:type="dxa"/>
-              <w:left w:w="100.0" w:type="dxa"/>
-              <w:bottom w:w="100.0" w:type="dxa"/>
-              <w:right w:w="100.0" w:type="dxa"/>
+              <w:top w:w="100" w:type="dxa"/>
+              <w:left w:w="100" w:type="dxa"/>
+              <w:bottom w:w="100" w:type="dxa"/>
+              <w:right w:w="100" w:type="dxa"/>
             </w:tcMar>
-            <w:vAlign w:val="top"/>
           </w:tcPr>
           <w:p>
             <w:pPr>
-              <w:keepNext w:val="0"/>
-              <w:keepLines w:val="0"/>
               <w:widowControl w:val="0"/>
               <w:pBdr>
-                <w:top w:space="0" w:sz="0" w:val="nil"/>
-                <w:left w:space="0" w:sz="0" w:val="nil"/>
-                <w:bottom w:space="0" w:sz="0" w:val="nil"/>
-                <w:right w:space="0" w:sz="0" w:val="nil"/>
-                <w:between w:space="0" w:sz="0" w:val="nil"/>
+                <w:top w:val="nil"/>
+                <w:left w:val="nil"/>
+                <w:bottom w:val="nil"/>
+                <w:right w:val="nil"/>
+                <w:between w:val="nil"/>
               </w:pBdr>
-              <w:shd w:fill="auto" w:val="clear"/>
-              <w:spacing w:after="0" w:before="0" w:line="240" w:lineRule="auto"/>
-              <w:ind w:left="0" w:right="0" w:firstLine="0"/>
-              <w:jc w:val="left"/>
-              <w:rPr>
-                <w:rFonts w:ascii="Times" w:cs="Times" w:eastAsia="Times" w:hAnsi="Times"/>
-                <w:b w:val="1"/>
+              <w:spacing w:line="240" w:lineRule="auto"/>
+              <w:rPr>
+                <w:rFonts w:ascii="Times" w:eastAsia="Times" w:hAnsi="Times" w:cs="Times"/>
+                <w:b/>
                 <w:sz w:val="28"/>
                 <w:szCs w:val="28"/>
               </w:rPr>
             </w:pPr>
             <w:r>
               <w:rPr>
-                <w:rFonts w:ascii="Times" w:cs="Times" w:eastAsia="Times" w:hAnsi="Times"/>
-                <w:b w:val="1"/>
-                <w:sz w:val="28"/>
-                <w:szCs w:val="28"/>
-                <w:rtl w:val="0"/>
-              </w:rPr>
-              <w:t xml:space="preserve">What professional (pro) software and/or accounts does the target have?</w:t>
+                <w:rFonts w:ascii="Times" w:eastAsia="Times" w:hAnsi="Times" w:cs="Times"/>
+                <w:b/>
+                <w:sz w:val="28"/>
+                <w:szCs w:val="28"/>
+              </w:rPr>
+              <w:t>What professional (pro) software and/or accounts does the target have?</w:t>
             </w:r>
           </w:p>
         </w:tc>
       </w:tr>
       <w:tr>
         <w:trPr>
-          <w:trHeight w:val="480" w:hRule="atLeast"/>
+          <w:trHeight w:val="480"/>
         </w:trPr>
         <w:tc>
           <w:tcPr>
-            <w:gridSpan w:val="2"/>
+            <w:tcW w:w="10800" w:type="dxa"/>
             <w:tcBorders>
-              <w:top w:color="000000" w:space="0" w:sz="0" w:val="nil"/>
-              <w:left w:color="000000" w:space="0" w:sz="0" w:val="nil"/>
-              <w:right w:color="000000" w:space="0" w:sz="0" w:val="nil"/>
+              <w:top w:val="nil"/>
+              <w:left w:val="nil"/>
+              <w:right w:val="nil"/>
             </w:tcBorders>
-            <w:shd w:fill="auto" w:val="clear"/>
+            <w:shd w:val="clear" w:color="auto" w:fill="auto"/>
             <w:tcMar>
-              <w:top w:w="100.0" w:type="dxa"/>
-              <w:left w:w="100.0" w:type="dxa"/>
-              <w:bottom w:w="100.0" w:type="dxa"/>
-              <w:right w:w="100.0" w:type="dxa"/>
+              <w:top w:w="100" w:type="dxa"/>
+              <w:left w:w="100" w:type="dxa"/>
+              <w:bottom w:w="100" w:type="dxa"/>
+              <w:right w:w="100" w:type="dxa"/>
             </w:tcMar>
-            <w:vAlign w:val="top"/>
           </w:tcPr>
           <w:p>
             <w:pPr>
-              <w:keepNext w:val="0"/>
-              <w:keepLines w:val="0"/>
               <w:widowControl w:val="0"/>
               <w:pBdr>
-                <w:top w:space="0" w:sz="0" w:val="nil"/>
-                <w:left w:space="0" w:sz="0" w:val="nil"/>
-                <w:bottom w:space="0" w:sz="0" w:val="nil"/>
-                <w:right w:space="0" w:sz="0" w:val="nil"/>
-                <w:between w:space="0" w:sz="0" w:val="nil"/>
+                <w:top w:val="nil"/>
+                <w:left w:val="nil"/>
+                <w:bottom w:val="nil"/>
+                <w:right w:val="nil"/>
+                <w:between w:val="nil"/>
               </w:pBdr>
-              <w:shd w:fill="auto" w:val="clear"/>
-              <w:spacing w:after="0" w:before="0" w:line="240" w:lineRule="auto"/>
-              <w:ind w:left="0" w:right="0" w:firstLine="0"/>
-              <w:jc w:val="left"/>
-              <w:rPr>
-                <w:rFonts w:ascii="Times" w:cs="Times" w:eastAsia="Times" w:hAnsi="Times"/>
+              <w:spacing w:line="240" w:lineRule="auto"/>
+              <w:rPr>
+                <w:rFonts w:ascii="Times" w:eastAsia="Times" w:hAnsi="Times" w:cs="Times"/>
                 <w:sz w:val="24"/>
                 <w:szCs w:val="24"/>
               </w:rPr>
             </w:pPr>
             <w:r>
               <w:rPr>
-                <w:rFonts w:ascii="Times" w:cs="Times" w:eastAsia="Times" w:hAnsi="Times"/>
+                <w:rFonts w:ascii="Times" w:eastAsia="Times" w:hAnsi="Times" w:cs="Times"/>
                 <w:sz w:val="24"/>
                 <w:szCs w:val="24"/>
-                <w:rtl w:val="0"/>
-              </w:rPr>
-              <w:t xml:space="preserve">5pts for every pro software or online account you find.</w:t>
+              </w:rPr>
+              <w:t>5pts for every pro software or online account you find.</w:t>
             </w:r>
           </w:p>
         </w:tc>
       </w:tr>
       <w:tr>
         <w:trPr>
-          <w:trHeight w:val="480" w:hRule="atLeast"/>
+          <w:trHeight w:val="480"/>
         </w:trPr>
         <w:tc>
           <w:tcPr>
-            <w:gridSpan w:val="2"/>
-            <w:shd w:fill="f3f3f3" w:val="clear"/>
+            <w:tcW w:w="10800" w:type="dxa"/>
+            <w:shd w:val="clear" w:color="auto" w:fill="F3F3F3"/>
             <w:tcMar>
-              <w:top w:w="100.0" w:type="dxa"/>
-              <w:left w:w="100.0" w:type="dxa"/>
-              <w:bottom w:w="100.0" w:type="dxa"/>
-              <w:right w:w="100.0" w:type="dxa"/>
+              <w:top w:w="100" w:type="dxa"/>
+              <w:left w:w="100" w:type="dxa"/>
+              <w:bottom w:w="100" w:type="dxa"/>
+              <w:right w:w="100" w:type="dxa"/>
             </w:tcMar>
-            <w:vAlign w:val="top"/>
           </w:tcPr>
           <w:p>
             <w:pPr>
-              <w:keepNext w:val="0"/>
-              <w:keepLines w:val="0"/>
+              <w:pStyle w:val="ListParagraph"/>
               <w:widowControl w:val="0"/>
+              <w:numPr>
+                <w:ilvl w:val="0"/>
+                <w:numId w:val="2"/>
+              </w:numPr>
               <w:pBdr>
-                <w:top w:space="0" w:sz="0" w:val="nil"/>
-                <w:left w:space="0" w:sz="0" w:val="nil"/>
-                <w:bottom w:space="0" w:sz="0" w:val="nil"/>
-                <w:right w:space="0" w:sz="0" w:val="nil"/>
-                <w:between w:space="0" w:sz="0" w:val="nil"/>
+                <w:top w:val="nil"/>
+                <w:left w:val="nil"/>
+                <w:bottom w:val="nil"/>
+                <w:right w:val="nil"/>
+                <w:between w:val="nil"/>
               </w:pBdr>
-              <w:shd w:fill="auto" w:val="clear"/>
-              <w:spacing w:after="0" w:before="0" w:line="240" w:lineRule="auto"/>
-              <w:ind w:left="0" w:right="0" w:firstLine="0"/>
-              <w:jc w:val="left"/>
-              <w:rPr>
-                <w:rFonts w:ascii="Times" w:cs="Times" w:eastAsia="Times" w:hAnsi="Times"/>
+              <w:spacing w:line="240" w:lineRule="auto"/>
+              <w:rPr>
+                <w:rFonts w:ascii="Times" w:eastAsia="Times" w:hAnsi="Times" w:cs="Times"/>
                 <w:sz w:val="28"/>
                 <w:szCs w:val="28"/>
               </w:rPr>
             </w:pPr>
             <w:r>
               <w:rPr>
-                <w:rtl w:val="0"/>
-              </w:rPr>
+                <w:rFonts w:ascii="Times" w:eastAsia="Times" w:hAnsi="Times" w:cs="Times"/>
+                <w:sz w:val="28"/>
+                <w:szCs w:val="28"/>
+              </w:rPr>
+              <w:t>Github</w:t>
             </w:r>
           </w:p>
         </w:tc>
       </w:tr>
       <w:tr>
         <w:trPr>
-          <w:trHeight w:val="480" w:hRule="atLeast"/>
+          <w:trHeight w:val="480"/>
         </w:trPr>
         <w:tc>
           <w:tcPr>
-            <w:gridSpan w:val="2"/>
+            <w:tcW w:w="10800" w:type="dxa"/>
             <w:tcBorders>
-              <w:left w:color="000000" w:space="0" w:sz="0" w:val="nil"/>
-              <w:bottom w:color="000000" w:space="0" w:sz="0" w:val="nil"/>
-              <w:right w:color="000000" w:space="0" w:sz="0" w:val="nil"/>
+              <w:left w:val="nil"/>
+              <w:bottom w:val="nil"/>
+              <w:right w:val="nil"/>
             </w:tcBorders>
-            <w:shd w:fill="auto" w:val="clear"/>
+            <w:shd w:val="clear" w:color="auto" w:fill="auto"/>
             <w:tcMar>
-              <w:top w:w="100.0" w:type="dxa"/>
-              <w:left w:w="100.0" w:type="dxa"/>
-              <w:bottom w:w="100.0" w:type="dxa"/>
-              <w:right w:w="100.0" w:type="dxa"/>
+              <w:top w:w="100" w:type="dxa"/>
+              <w:left w:w="100" w:type="dxa"/>
+              <w:bottom w:w="100" w:type="dxa"/>
+              <w:right w:w="100" w:type="dxa"/>
             </w:tcMar>
-            <w:vAlign w:val="top"/>
           </w:tcPr>
           <w:p>
             <w:pPr>
-              <w:keepNext w:val="0"/>
-              <w:keepLines w:val="0"/>
               <w:widowControl w:val="0"/>
               <w:pBdr>
-                <w:top w:space="0" w:sz="0" w:val="nil"/>
-                <w:left w:space="0" w:sz="0" w:val="nil"/>
-                <w:bottom w:space="0" w:sz="0" w:val="nil"/>
-                <w:right w:space="0" w:sz="0" w:val="nil"/>
-                <w:between w:space="0" w:sz="0" w:val="nil"/>
+                <w:top w:val="nil"/>
+                <w:left w:val="nil"/>
+                <w:bottom w:val="nil"/>
+                <w:right w:val="nil"/>
+                <w:between w:val="nil"/>
               </w:pBdr>
-              <w:shd w:fill="auto" w:val="clear"/>
-              <w:spacing w:after="0" w:before="0" w:line="240" w:lineRule="auto"/>
-              <w:ind w:left="0" w:right="0" w:firstLine="0"/>
-              <w:jc w:val="left"/>
-              <w:rPr>
-                <w:rFonts w:ascii="Times" w:cs="Times" w:eastAsia="Times" w:hAnsi="Times"/>
+              <w:spacing w:line="240" w:lineRule="auto"/>
+              <w:rPr>
+                <w:rFonts w:ascii="Times" w:eastAsia="Times" w:hAnsi="Times" w:cs="Times"/>
                 <w:sz w:val="28"/>
                 <w:szCs w:val="28"/>
               </w:rPr>
             </w:pPr>
             <w:r>
               <w:rPr>
-                <w:rFonts w:ascii="Times" w:cs="Times" w:eastAsia="Times" w:hAnsi="Times"/>
-                <w:b w:val="1"/>
-                <w:sz w:val="28"/>
-                <w:szCs w:val="28"/>
-                <w:rtl w:val="0"/>
-              </w:rPr>
-              <w:t xml:space="preserve">What is the name of the target’s business &amp; how long has it been in business?</w:t>
-            </w:r>
-            <w:r>
-              <w:rPr>
-                <w:rtl w:val="0"/>
-              </w:rPr>
+                <w:rFonts w:ascii="Times" w:eastAsia="Times" w:hAnsi="Times" w:cs="Times"/>
+                <w:b/>
+                <w:sz w:val="28"/>
+                <w:szCs w:val="28"/>
+              </w:rPr>
+              <w:t>What is the name of the target’s business &amp; how long has it been in business?</w:t>
             </w:r>
           </w:p>
         </w:tc>
       </w:tr>
       <w:tr>
         <w:trPr>
-          <w:trHeight w:val="480" w:hRule="atLeast"/>
+          <w:trHeight w:val="480"/>
         </w:trPr>
         <w:tc>
           <w:tcPr>
-            <w:gridSpan w:val="2"/>
+            <w:tcW w:w="10800" w:type="dxa"/>
             <w:tcBorders>
-              <w:top w:color="000000" w:space="0" w:sz="0" w:val="nil"/>
-              <w:left w:color="000000" w:space="0" w:sz="0" w:val="nil"/>
-              <w:right w:color="000000" w:space="0" w:sz="0" w:val="nil"/>
+              <w:top w:val="nil"/>
+              <w:left w:val="nil"/>
+              <w:right w:val="nil"/>
             </w:tcBorders>
-            <w:shd w:fill="auto" w:val="clear"/>
+            <w:shd w:val="clear" w:color="auto" w:fill="auto"/>
             <w:tcMar>
-              <w:top w:w="100.0" w:type="dxa"/>
-              <w:left w:w="100.0" w:type="dxa"/>
-              <w:bottom w:w="100.0" w:type="dxa"/>
-              <w:right w:w="100.0" w:type="dxa"/>
+              <w:top w:w="100" w:type="dxa"/>
+              <w:left w:w="100" w:type="dxa"/>
+              <w:bottom w:w="100" w:type="dxa"/>
+              <w:right w:w="100" w:type="dxa"/>
             </w:tcMar>
-            <w:vAlign w:val="top"/>
           </w:tcPr>
           <w:p>
             <w:pPr>
-              <w:keepNext w:val="0"/>
-              <w:keepLines w:val="0"/>
               <w:widowControl w:val="0"/>
               <w:pBdr>
-                <w:top w:space="0" w:sz="0" w:val="nil"/>
-                <w:left w:space="0" w:sz="0" w:val="nil"/>
-                <w:bottom w:space="0" w:sz="0" w:val="nil"/>
-                <w:right w:space="0" w:sz="0" w:val="nil"/>
-                <w:between w:space="0" w:sz="0" w:val="nil"/>
+                <w:top w:val="nil"/>
+                <w:left w:val="nil"/>
+                <w:bottom w:val="nil"/>
+                <w:right w:val="nil"/>
+                <w:between w:val="nil"/>
               </w:pBdr>
-              <w:shd w:fill="auto" w:val="clear"/>
-              <w:spacing w:after="0" w:before="0" w:line="240" w:lineRule="auto"/>
-              <w:ind w:left="0" w:right="0" w:firstLine="0"/>
-              <w:jc w:val="left"/>
-              <w:rPr>
-                <w:rFonts w:ascii="Times" w:cs="Times" w:eastAsia="Times" w:hAnsi="Times"/>
+              <w:spacing w:line="240" w:lineRule="auto"/>
+              <w:rPr>
+                <w:rFonts w:ascii="Times" w:eastAsia="Times" w:hAnsi="Times" w:cs="Times"/>
                 <w:sz w:val="24"/>
                 <w:szCs w:val="24"/>
               </w:rPr>
             </w:pPr>
             <w:r>
               <w:rPr>
-                <w:rFonts w:ascii="Times" w:cs="Times" w:eastAsia="Times" w:hAnsi="Times"/>
+                <w:rFonts w:ascii="Times" w:eastAsia="Times" w:hAnsi="Times" w:cs="Times"/>
                 <w:sz w:val="24"/>
                 <w:szCs w:val="24"/>
-                <w:rtl w:val="0"/>
-              </w:rPr>
-              <w:t xml:space="preserve">5pts for the correct business name, 5pts for the correct amount of time.</w:t>
+              </w:rPr>
+              <w:t>5pts for the correct business name, 5pts for the correct amount of time.</w:t>
             </w:r>
           </w:p>
         </w:tc>
       </w:tr>
       <w:tr>
         <w:trPr>
-          <w:trHeight w:val="480" w:hRule="atLeast"/>
+          <w:trHeight w:val="480"/>
         </w:trPr>
         <w:tc>
           <w:tcPr>
-            <w:gridSpan w:val="2"/>
-            <w:shd w:fill="f3f3f3" w:val="clear"/>
+            <w:tcW w:w="10800" w:type="dxa"/>
+            <w:shd w:val="clear" w:color="auto" w:fill="F3F3F3"/>
             <w:tcMar>
-              <w:top w:w="100.0" w:type="dxa"/>
-              <w:left w:w="100.0" w:type="dxa"/>
-              <w:bottom w:w="100.0" w:type="dxa"/>
-              <w:right w:w="100.0" w:type="dxa"/>
+              <w:top w:w="100" w:type="dxa"/>
+              <w:left w:w="100" w:type="dxa"/>
+              <w:bottom w:w="100" w:type="dxa"/>
+              <w:right w:w="100" w:type="dxa"/>
             </w:tcMar>
-            <w:vAlign w:val="top"/>
           </w:tcPr>
           <w:p>
             <w:pPr>
-              <w:keepNext w:val="0"/>
-              <w:keepLines w:val="0"/>
+              <w:pStyle w:val="ListParagraph"/>
               <w:widowControl w:val="0"/>
+              <w:numPr>
+                <w:ilvl w:val="0"/>
+                <w:numId w:val="2"/>
+              </w:numPr>
               <w:pBdr>
-                <w:top w:space="0" w:sz="0" w:val="nil"/>
-                <w:left w:space="0" w:sz="0" w:val="nil"/>
-                <w:bottom w:space="0" w:sz="0" w:val="nil"/>
-                <w:right w:space="0" w:sz="0" w:val="nil"/>
-                <w:between w:space="0" w:sz="0" w:val="nil"/>
+                <w:top w:val="nil"/>
+                <w:left w:val="nil"/>
+                <w:bottom w:val="nil"/>
+                <w:right w:val="nil"/>
+                <w:between w:val="nil"/>
               </w:pBdr>
-              <w:shd w:fill="auto" w:val="clear"/>
-              <w:spacing w:after="0" w:before="0" w:line="240" w:lineRule="auto"/>
-              <w:ind w:left="0" w:right="0" w:firstLine="0"/>
-              <w:jc w:val="left"/>
-              <w:rPr>
-                <w:rFonts w:ascii="Times" w:cs="Times" w:eastAsia="Times" w:hAnsi="Times"/>
+              <w:spacing w:line="240" w:lineRule="auto"/>
+              <w:rPr>
+                <w:rFonts w:ascii="Times" w:eastAsia="Times" w:hAnsi="Times" w:cs="Times"/>
                 <w:sz w:val="28"/>
                 <w:szCs w:val="28"/>
               </w:rPr>
             </w:pPr>
             <w:r>
               <w:rPr>
-                <w:rtl w:val="0"/>
-              </w:rPr>
+                <w:rFonts w:ascii="Times" w:eastAsia="Times" w:hAnsi="Times" w:cs="Times"/>
+                <w:sz w:val="28"/>
+                <w:szCs w:val="28"/>
+              </w:rPr>
+              <w:t>Caboodle Inc, june 2013 – 9 years 5 months</w:t>
             </w:r>
           </w:p>
         </w:tc>
@@ -942,7 +833,7 @@
     <w:p>
       <w:pPr>
         <w:rPr>
-          <w:rFonts w:ascii="Times" w:cs="Times" w:eastAsia="Times" w:hAnsi="Times"/>
+          <w:rFonts w:ascii="Times" w:eastAsia="Times" w:hAnsi="Times" w:cs="Times"/>
           <w:sz w:val="28"/>
           <w:szCs w:val="28"/>
         </w:rPr>
@@ -950,416 +841,471 @@
       <w:r>
         <w:br w:type="page"/>
       </w:r>
-      <w:r>
-        <w:rPr>
-          <w:rtl w:val="0"/>
-        </w:rPr>
-      </w:r>
     </w:p>
     <w:p>
       <w:pPr>
         <w:rPr>
-          <w:rFonts w:ascii="Times" w:cs="Times" w:eastAsia="Times" w:hAnsi="Times"/>
+          <w:rFonts w:ascii="Times" w:eastAsia="Times" w:hAnsi="Times" w:cs="Times"/>
           <w:sz w:val="28"/>
           <w:szCs w:val="28"/>
         </w:rPr>
       </w:pPr>
-      <w:r>
-        <w:rPr>
-          <w:rtl w:val="0"/>
-        </w:rPr>
-      </w:r>
     </w:p>
     <w:tbl>
       <w:tblPr>
-        <w:tblStyle w:val="Table4"/>
-        <w:tblW w:w="10800.0" w:type="dxa"/>
-        <w:jc w:val="left"/>
-        <w:tblInd w:w="100.0" w:type="pct"/>
+        <w:tblStyle w:val="a2"/>
+        <w:tblW w:w="10800" w:type="dxa"/>
         <w:tblBorders>
-          <w:top w:color="000000" w:space="0" w:sz="8" w:val="single"/>
-          <w:left w:color="000000" w:space="0" w:sz="8" w:val="single"/>
-          <w:bottom w:color="000000" w:space="0" w:sz="8" w:val="single"/>
-          <w:right w:color="000000" w:space="0" w:sz="8" w:val="single"/>
-          <w:insideH w:color="000000" w:space="0" w:sz="8" w:val="single"/>
-          <w:insideV w:color="000000" w:space="0" w:sz="8" w:val="single"/>
+          <w:top w:val="single" w:sz="8" w:space="0" w:color="000000"/>
+          <w:left w:val="single" w:sz="8" w:space="0" w:color="000000"/>
+          <w:bottom w:val="single" w:sz="8" w:space="0" w:color="000000"/>
+          <w:right w:val="single" w:sz="8" w:space="0" w:color="000000"/>
+          <w:insideH w:val="single" w:sz="8" w:space="0" w:color="000000"/>
+          <w:insideV w:val="single" w:sz="8" w:space="0" w:color="000000"/>
         </w:tblBorders>
         <w:tblLayout w:type="fixed"/>
-        <w:tblLook w:val="0600"/>
+        <w:tblLook w:val="0600" w:firstRow="0" w:lastRow="0" w:firstColumn="0" w:lastColumn="0" w:noHBand="1" w:noVBand="1"/>
       </w:tblPr>
       <w:tblGrid>
-        <w:gridCol w:w="6165"/>
-        <w:gridCol w:w="4635"/>
-        <w:tblGridChange w:id="0">
-          <w:tblGrid>
-            <w:gridCol w:w="6165"/>
-            <w:gridCol w:w="4635"/>
-          </w:tblGrid>
-        </w:tblGridChange>
+        <w:gridCol w:w="10800"/>
       </w:tblGrid>
       <w:tr>
         <w:trPr>
-          <w:trHeight w:val="480" w:hRule="atLeast"/>
+          <w:trHeight w:val="480"/>
         </w:trPr>
         <w:tc>
           <w:tcPr>
-            <w:gridSpan w:val="2"/>
+            <w:tcW w:w="10800" w:type="dxa"/>
             <w:tcBorders>
-              <w:top w:color="000000" w:space="0" w:sz="0" w:val="nil"/>
-              <w:left w:color="000000" w:space="0" w:sz="0" w:val="nil"/>
-              <w:bottom w:color="000000" w:space="0" w:sz="0" w:val="nil"/>
-              <w:right w:color="000000" w:space="0" w:sz="0" w:val="nil"/>
+              <w:top w:val="nil"/>
+              <w:left w:val="nil"/>
+              <w:bottom w:val="nil"/>
+              <w:right w:val="nil"/>
             </w:tcBorders>
-            <w:shd w:fill="auto" w:val="clear"/>
+            <w:shd w:val="clear" w:color="auto" w:fill="auto"/>
             <w:tcMar>
-              <w:top w:w="100.0" w:type="dxa"/>
-              <w:left w:w="100.0" w:type="dxa"/>
-              <w:bottom w:w="100.0" w:type="dxa"/>
-              <w:right w:w="100.0" w:type="dxa"/>
+              <w:top w:w="100" w:type="dxa"/>
+              <w:left w:w="100" w:type="dxa"/>
+              <w:bottom w:w="100" w:type="dxa"/>
+              <w:right w:w="100" w:type="dxa"/>
             </w:tcMar>
-            <w:vAlign w:val="top"/>
           </w:tcPr>
           <w:p>
             <w:pPr>
               <w:widowControl w:val="0"/>
               <w:spacing w:line="240" w:lineRule="auto"/>
               <w:rPr>
-                <w:rFonts w:ascii="Times" w:cs="Times" w:eastAsia="Times" w:hAnsi="Times"/>
-                <w:b w:val="1"/>
+                <w:rFonts w:ascii="Times" w:eastAsia="Times" w:hAnsi="Times" w:cs="Times"/>
+                <w:b/>
                 <w:sz w:val="28"/>
                 <w:szCs w:val="28"/>
               </w:rPr>
             </w:pPr>
             <w:r>
               <w:rPr>
-                <w:rFonts w:ascii="Times" w:cs="Times" w:eastAsia="Times" w:hAnsi="Times"/>
-                <w:b w:val="1"/>
-                <w:sz w:val="28"/>
-                <w:szCs w:val="28"/>
-                <w:rtl w:val="0"/>
-              </w:rPr>
-              <w:t xml:space="preserve">What is the nickname or account name of the target?</w:t>
+                <w:rFonts w:ascii="Times" w:eastAsia="Times" w:hAnsi="Times" w:cs="Times"/>
+                <w:b/>
+                <w:sz w:val="28"/>
+                <w:szCs w:val="28"/>
+              </w:rPr>
+              <w:t>What is the nickname or account name of the target?</w:t>
             </w:r>
           </w:p>
         </w:tc>
       </w:tr>
       <w:tr>
         <w:trPr>
-          <w:trHeight w:val="480" w:hRule="atLeast"/>
+          <w:trHeight w:val="480"/>
         </w:trPr>
         <w:tc>
           <w:tcPr>
-            <w:gridSpan w:val="2"/>
+            <w:tcW w:w="10800" w:type="dxa"/>
             <w:tcBorders>
-              <w:top w:color="000000" w:space="0" w:sz="0" w:val="nil"/>
-              <w:left w:color="000000" w:space="0" w:sz="0" w:val="nil"/>
-              <w:right w:color="000000" w:space="0" w:sz="0" w:val="nil"/>
+              <w:top w:val="nil"/>
+              <w:left w:val="nil"/>
+              <w:right w:val="nil"/>
             </w:tcBorders>
-            <w:shd w:fill="auto" w:val="clear"/>
+            <w:shd w:val="clear" w:color="auto" w:fill="auto"/>
             <w:tcMar>
-              <w:top w:w="100.0" w:type="dxa"/>
-              <w:left w:w="100.0" w:type="dxa"/>
-              <w:bottom w:w="100.0" w:type="dxa"/>
-              <w:right w:w="100.0" w:type="dxa"/>
+              <w:top w:w="100" w:type="dxa"/>
+              <w:left w:w="100" w:type="dxa"/>
+              <w:bottom w:w="100" w:type="dxa"/>
+              <w:right w:w="100" w:type="dxa"/>
             </w:tcMar>
-            <w:vAlign w:val="top"/>
           </w:tcPr>
           <w:p>
             <w:pPr>
               <w:widowControl w:val="0"/>
               <w:spacing w:line="240" w:lineRule="auto"/>
               <w:rPr>
-                <w:rFonts w:ascii="Times" w:cs="Times" w:eastAsia="Times" w:hAnsi="Times"/>
+                <w:rFonts w:ascii="Times" w:eastAsia="Times" w:hAnsi="Times" w:cs="Times"/>
                 <w:sz w:val="24"/>
                 <w:szCs w:val="24"/>
               </w:rPr>
             </w:pPr>
             <w:r>
               <w:rPr>
-                <w:rFonts w:ascii="Times" w:cs="Times" w:eastAsia="Times" w:hAnsi="Times"/>
+                <w:rFonts w:ascii="Times" w:eastAsia="Times" w:hAnsi="Times" w:cs="Times"/>
                 <w:sz w:val="24"/>
                 <w:szCs w:val="24"/>
-                <w:rtl w:val="0"/>
-              </w:rPr>
-              <w:t xml:space="preserve">5pts for the correct nickname.</w:t>
+              </w:rPr>
+              <w:t>5pts for the correct nickname.</w:t>
             </w:r>
           </w:p>
         </w:tc>
       </w:tr>
       <w:tr>
         <w:trPr>
-          <w:trHeight w:val="480" w:hRule="atLeast"/>
+          <w:trHeight w:val="480"/>
         </w:trPr>
         <w:tc>
           <w:tcPr>
-            <w:gridSpan w:val="2"/>
-            <w:shd w:fill="f3f3f3" w:val="clear"/>
+            <w:tcW w:w="10800" w:type="dxa"/>
+            <w:shd w:val="clear" w:color="auto" w:fill="F3F3F3"/>
             <w:tcMar>
-              <w:top w:w="100.0" w:type="dxa"/>
-              <w:left w:w="100.0" w:type="dxa"/>
-              <w:bottom w:w="100.0" w:type="dxa"/>
-              <w:right w:w="100.0" w:type="dxa"/>
+              <w:top w:w="100" w:type="dxa"/>
+              <w:left w:w="100" w:type="dxa"/>
+              <w:bottom w:w="100" w:type="dxa"/>
+              <w:right w:w="100" w:type="dxa"/>
             </w:tcMar>
-            <w:vAlign w:val="top"/>
+          </w:tcPr>
+          <w:p>
+            <w:pPr>
+              <w:pStyle w:val="ListParagraph"/>
+              <w:widowControl w:val="0"/>
+              <w:numPr>
+                <w:ilvl w:val="0"/>
+                <w:numId w:val="2"/>
+              </w:numPr>
+              <w:spacing w:line="240" w:lineRule="auto"/>
+              <w:rPr>
+                <w:rFonts w:ascii="Times" w:eastAsia="Times" w:hAnsi="Times" w:cs="Times"/>
+                <w:sz w:val="28"/>
+                <w:szCs w:val="28"/>
+              </w:rPr>
+            </w:pPr>
+            <w:r>
+              <w:rPr>
+                <w:rFonts w:ascii="Times" w:eastAsia="Times" w:hAnsi="Times" w:cs="Times"/>
+                <w:sz w:val="28"/>
+                <w:szCs w:val="28"/>
+              </w:rPr>
+              <w:t>Blizzadengle</w:t>
+            </w:r>
+          </w:p>
+        </w:tc>
+      </w:tr>
+      <w:tr>
+        <w:trPr>
+          <w:trHeight w:val="480"/>
+        </w:trPr>
+        <w:tc>
+          <w:tcPr>
+            <w:tcW w:w="10800" w:type="dxa"/>
+            <w:tcBorders>
+              <w:left w:val="nil"/>
+              <w:bottom w:val="nil"/>
+              <w:right w:val="nil"/>
+            </w:tcBorders>
+            <w:shd w:val="clear" w:color="auto" w:fill="auto"/>
+            <w:tcMar>
+              <w:top w:w="100" w:type="dxa"/>
+              <w:left w:w="100" w:type="dxa"/>
+              <w:bottom w:w="100" w:type="dxa"/>
+              <w:right w:w="100" w:type="dxa"/>
+            </w:tcMar>
           </w:tcPr>
           <w:p>
             <w:pPr>
               <w:widowControl w:val="0"/>
               <w:spacing w:line="240" w:lineRule="auto"/>
               <w:rPr>
-                <w:rFonts w:ascii="Times" w:cs="Times" w:eastAsia="Times" w:hAnsi="Times"/>
+                <w:rFonts w:ascii="Times" w:eastAsia="Times" w:hAnsi="Times" w:cs="Times"/>
+                <w:b/>
                 <w:sz w:val="28"/>
                 <w:szCs w:val="28"/>
               </w:rPr>
             </w:pPr>
             <w:r>
               <w:rPr>
-                <w:rtl w:val="0"/>
-              </w:rPr>
+                <w:rFonts w:ascii="Times" w:eastAsia="Times" w:hAnsi="Times" w:cs="Times"/>
+                <w:b/>
+                <w:sz w:val="28"/>
+                <w:szCs w:val="28"/>
+              </w:rPr>
+              <w:t>What personal addresses are associated with this target?</w:t>
             </w:r>
           </w:p>
         </w:tc>
       </w:tr>
       <w:tr>
         <w:trPr>
-          <w:trHeight w:val="480" w:hRule="atLeast"/>
+          <w:trHeight w:val="480"/>
         </w:trPr>
         <w:tc>
           <w:tcPr>
-            <w:gridSpan w:val="2"/>
+            <w:tcW w:w="10800" w:type="dxa"/>
             <w:tcBorders>
-              <w:left w:color="000000" w:space="0" w:sz="0" w:val="nil"/>
-              <w:bottom w:color="000000" w:space="0" w:sz="0" w:val="nil"/>
-              <w:right w:color="000000" w:space="0" w:sz="0" w:val="nil"/>
+              <w:top w:val="nil"/>
+              <w:left w:val="nil"/>
+              <w:right w:val="nil"/>
             </w:tcBorders>
-            <w:shd w:fill="auto" w:val="clear"/>
+            <w:shd w:val="clear" w:color="auto" w:fill="auto"/>
             <w:tcMar>
-              <w:top w:w="100.0" w:type="dxa"/>
-              <w:left w:w="100.0" w:type="dxa"/>
-              <w:bottom w:w="100.0" w:type="dxa"/>
-              <w:right w:w="100.0" w:type="dxa"/>
+              <w:top w:w="100" w:type="dxa"/>
+              <w:left w:w="100" w:type="dxa"/>
+              <w:bottom w:w="100" w:type="dxa"/>
+              <w:right w:w="100" w:type="dxa"/>
             </w:tcMar>
-            <w:vAlign w:val="top"/>
           </w:tcPr>
           <w:p>
             <w:pPr>
               <w:widowControl w:val="0"/>
               <w:spacing w:line="240" w:lineRule="auto"/>
               <w:rPr>
-                <w:rFonts w:ascii="Times" w:cs="Times" w:eastAsia="Times" w:hAnsi="Times"/>
-                <w:b w:val="1"/>
-                <w:sz w:val="28"/>
-                <w:szCs w:val="28"/>
+                <w:rFonts w:ascii="Times" w:eastAsia="Times" w:hAnsi="Times" w:cs="Times"/>
+                <w:sz w:val="24"/>
+                <w:szCs w:val="24"/>
               </w:rPr>
             </w:pPr>
             <w:r>
               <w:rPr>
-                <w:rFonts w:ascii="Times" w:cs="Times" w:eastAsia="Times" w:hAnsi="Times"/>
-                <w:b w:val="1"/>
-                <w:sz w:val="28"/>
-                <w:szCs w:val="28"/>
-                <w:rtl w:val="0"/>
-              </w:rPr>
-              <w:t xml:space="preserve">What personal addresses are associated with this target?</w:t>
+                <w:rFonts w:ascii="Times" w:eastAsia="Times" w:hAnsi="Times" w:cs="Times"/>
+                <w:sz w:val="24"/>
+                <w:szCs w:val="24"/>
+              </w:rPr>
+              <w:t>10pts for each correct address.</w:t>
             </w:r>
           </w:p>
         </w:tc>
       </w:tr>
       <w:tr>
         <w:trPr>
-          <w:trHeight w:val="480" w:hRule="atLeast"/>
+          <w:trHeight w:val="480"/>
         </w:trPr>
         <w:tc>
           <w:tcPr>
-            <w:gridSpan w:val="2"/>
+            <w:tcW w:w="10800" w:type="dxa"/>
+            <w:shd w:val="clear" w:color="auto" w:fill="F3F3F3"/>
+            <w:tcMar>
+              <w:top w:w="100" w:type="dxa"/>
+              <w:left w:w="100" w:type="dxa"/>
+              <w:bottom w:w="100" w:type="dxa"/>
+              <w:right w:w="100" w:type="dxa"/>
+            </w:tcMar>
+          </w:tcPr>
+          <w:p>
+            <w:pPr>
+              <w:pStyle w:val="ListParagraph"/>
+              <w:widowControl w:val="0"/>
+              <w:numPr>
+                <w:ilvl w:val="0"/>
+                <w:numId w:val="2"/>
+              </w:numPr>
+              <w:spacing w:line="240" w:lineRule="auto"/>
+              <w:rPr>
+                <w:rFonts w:ascii="Times" w:eastAsia="Times" w:hAnsi="Times" w:cs="Times"/>
+                <w:sz w:val="28"/>
+                <w:szCs w:val="28"/>
+              </w:rPr>
+            </w:pPr>
+            <w:r>
+              <w:rPr>
+                <w:rFonts w:ascii="Times" w:eastAsia="Times" w:hAnsi="Times" w:cs="Times"/>
+                <w:sz w:val="28"/>
+                <w:szCs w:val="28"/>
+              </w:rPr>
+              <w:t>1060 athena ct, riverside ca</w:t>
+            </w:r>
+          </w:p>
+          <w:p>
+            <w:pPr>
+              <w:pStyle w:val="ListParagraph"/>
+              <w:widowControl w:val="0"/>
+              <w:numPr>
+                <w:ilvl w:val="0"/>
+                <w:numId w:val="2"/>
+              </w:numPr>
+              <w:spacing w:line="240" w:lineRule="auto"/>
+              <w:rPr>
+                <w:rFonts w:ascii="Times" w:eastAsia="Times" w:hAnsi="Times" w:cs="Times"/>
+                <w:sz w:val="28"/>
+                <w:szCs w:val="28"/>
+              </w:rPr>
+            </w:pPr>
+            <w:r>
+              <w:rPr>
+                <w:rFonts w:ascii="Times" w:eastAsia="Times" w:hAnsi="Times" w:cs="Times"/>
+                <w:sz w:val="28"/>
+                <w:szCs w:val="28"/>
+              </w:rPr>
+              <w:t>221 n3rd e unit 14, rexburg id</w:t>
+            </w:r>
+          </w:p>
+          <w:p>
+            <w:pPr>
+              <w:pStyle w:val="ListParagraph"/>
+              <w:widowControl w:val="0"/>
+              <w:numPr>
+                <w:ilvl w:val="0"/>
+                <w:numId w:val="2"/>
+              </w:numPr>
+              <w:spacing w:line="240" w:lineRule="auto"/>
+              <w:rPr>
+                <w:rFonts w:ascii="Times" w:eastAsia="Times" w:hAnsi="Times" w:cs="Times"/>
+                <w:sz w:val="28"/>
+                <w:szCs w:val="28"/>
+              </w:rPr>
+            </w:pPr>
+            <w:r>
+              <w:rPr>
+                <w:rFonts w:ascii="Times" w:eastAsia="Times" w:hAnsi="Times" w:cs="Times"/>
+                <w:sz w:val="28"/>
+                <w:szCs w:val="28"/>
+              </w:rPr>
+              <w:t>710 s 5</w:t>
+            </w:r>
+            <w:r>
+              <w:rPr>
+                <w:rFonts w:ascii="Times" w:eastAsia="Times" w:hAnsi="Times" w:cs="Times"/>
+                <w:sz w:val="28"/>
+                <w:szCs w:val="28"/>
+                <w:vertAlign w:val="superscript"/>
+              </w:rPr>
+              <w:t>th</w:t>
+            </w:r>
+            <w:r>
+              <w:rPr>
+                <w:rFonts w:ascii="Times" w:eastAsia="Times" w:hAnsi="Times" w:cs="Times"/>
+                <w:sz w:val="28"/>
+                <w:szCs w:val="28"/>
+              </w:rPr>
+              <w:t xml:space="preserve"> w, rexburg id</w:t>
+            </w:r>
+          </w:p>
+        </w:tc>
+      </w:tr>
+      <w:tr>
+        <w:trPr>
+          <w:trHeight w:val="480"/>
+        </w:trPr>
+        <w:tc>
+          <w:tcPr>
+            <w:tcW w:w="10800" w:type="dxa"/>
             <w:tcBorders>
-              <w:top w:color="000000" w:space="0" w:sz="0" w:val="nil"/>
-              <w:left w:color="000000" w:space="0" w:sz="0" w:val="nil"/>
-              <w:right w:color="000000" w:space="0" w:sz="0" w:val="nil"/>
+              <w:left w:val="nil"/>
+              <w:bottom w:val="nil"/>
+              <w:right w:val="nil"/>
             </w:tcBorders>
-            <w:shd w:fill="auto" w:val="clear"/>
+            <w:shd w:val="clear" w:color="auto" w:fill="auto"/>
             <w:tcMar>
-              <w:top w:w="100.0" w:type="dxa"/>
-              <w:left w:w="100.0" w:type="dxa"/>
-              <w:bottom w:w="100.0" w:type="dxa"/>
-              <w:right w:w="100.0" w:type="dxa"/>
+              <w:top w:w="100" w:type="dxa"/>
+              <w:left w:w="100" w:type="dxa"/>
+              <w:bottom w:w="100" w:type="dxa"/>
+              <w:right w:w="100" w:type="dxa"/>
             </w:tcMar>
-            <w:vAlign w:val="top"/>
           </w:tcPr>
           <w:p>
             <w:pPr>
               <w:widowControl w:val="0"/>
               <w:spacing w:line="240" w:lineRule="auto"/>
               <w:rPr>
-                <w:rFonts w:ascii="Times" w:cs="Times" w:eastAsia="Times" w:hAnsi="Times"/>
-                <w:sz w:val="24"/>
-                <w:szCs w:val="24"/>
+                <w:rFonts w:ascii="Times" w:eastAsia="Times" w:hAnsi="Times" w:cs="Times"/>
+                <w:b/>
+                <w:sz w:val="28"/>
+                <w:szCs w:val="28"/>
               </w:rPr>
             </w:pPr>
             <w:r>
               <w:rPr>
-                <w:rFonts w:ascii="Times" w:cs="Times" w:eastAsia="Times" w:hAnsi="Times"/>
-                <w:sz w:val="24"/>
-                <w:szCs w:val="24"/>
-                <w:rtl w:val="0"/>
-              </w:rPr>
-              <w:t xml:space="preserve">10pts for each correct address.</w:t>
+                <w:rFonts w:ascii="Times" w:eastAsia="Times" w:hAnsi="Times" w:cs="Times"/>
+                <w:b/>
+                <w:sz w:val="28"/>
+                <w:szCs w:val="28"/>
+              </w:rPr>
+              <w:t>What phone numbers are associated with the target?</w:t>
             </w:r>
           </w:p>
         </w:tc>
       </w:tr>
       <w:tr>
         <w:trPr>
-          <w:trHeight w:val="480" w:hRule="atLeast"/>
+          <w:trHeight w:val="480"/>
         </w:trPr>
         <w:tc>
           <w:tcPr>
-            <w:gridSpan w:val="2"/>
-            <w:shd w:fill="f3f3f3" w:val="clear"/>
+            <w:tcW w:w="10800" w:type="dxa"/>
+            <w:tcBorders>
+              <w:top w:val="nil"/>
+              <w:left w:val="nil"/>
+              <w:right w:val="nil"/>
+            </w:tcBorders>
+            <w:shd w:val="clear" w:color="auto" w:fill="auto"/>
             <w:tcMar>
-              <w:top w:w="100.0" w:type="dxa"/>
-              <w:left w:w="100.0" w:type="dxa"/>
-              <w:bottom w:w="100.0" w:type="dxa"/>
-              <w:right w:w="100.0" w:type="dxa"/>
+              <w:top w:w="100" w:type="dxa"/>
+              <w:left w:w="100" w:type="dxa"/>
+              <w:bottom w:w="100" w:type="dxa"/>
+              <w:right w:w="100" w:type="dxa"/>
             </w:tcMar>
-            <w:vAlign w:val="top"/>
           </w:tcPr>
           <w:p>
             <w:pPr>
               <w:widowControl w:val="0"/>
               <w:spacing w:line="240" w:lineRule="auto"/>
               <w:rPr>
-                <w:rFonts w:ascii="Times" w:cs="Times" w:eastAsia="Times" w:hAnsi="Times"/>
+                <w:rFonts w:ascii="Times" w:eastAsia="Times" w:hAnsi="Times" w:cs="Times"/>
                 <w:sz w:val="28"/>
                 <w:szCs w:val="28"/>
               </w:rPr>
             </w:pPr>
             <w:r>
               <w:rPr>
-                <w:rtl w:val="0"/>
-              </w:rPr>
+                <w:rFonts w:ascii="Times" w:eastAsia="Times" w:hAnsi="Times" w:cs="Times"/>
+                <w:sz w:val="28"/>
+                <w:szCs w:val="28"/>
+              </w:rPr>
+              <w:t>10pts for each correct phone number.</w:t>
             </w:r>
           </w:p>
         </w:tc>
       </w:tr>
       <w:tr>
         <w:trPr>
-          <w:trHeight w:val="480" w:hRule="atLeast"/>
+          <w:trHeight w:val="480"/>
         </w:trPr>
         <w:tc>
           <w:tcPr>
-            <w:gridSpan w:val="2"/>
-            <w:tcBorders>
-              <w:left w:color="000000" w:space="0" w:sz="0" w:val="nil"/>
-              <w:bottom w:color="000000" w:space="0" w:sz="0" w:val="nil"/>
-              <w:right w:color="000000" w:space="0" w:sz="0" w:val="nil"/>
-            </w:tcBorders>
-            <w:shd w:fill="auto" w:val="clear"/>
+            <w:tcW w:w="10800" w:type="dxa"/>
+            <w:shd w:val="clear" w:color="auto" w:fill="F3F3F3"/>
             <w:tcMar>
-              <w:top w:w="100.0" w:type="dxa"/>
-              <w:left w:w="100.0" w:type="dxa"/>
-              <w:bottom w:w="100.0" w:type="dxa"/>
-              <w:right w:w="100.0" w:type="dxa"/>
+              <w:top w:w="100" w:type="dxa"/>
+              <w:left w:w="100" w:type="dxa"/>
+              <w:bottom w:w="100" w:type="dxa"/>
+              <w:right w:w="100" w:type="dxa"/>
             </w:tcMar>
-            <w:vAlign w:val="top"/>
           </w:tcPr>
           <w:p>
             <w:pPr>
+              <w:pStyle w:val="ListParagraph"/>
               <w:widowControl w:val="0"/>
+              <w:numPr>
+                <w:ilvl w:val="0"/>
+                <w:numId w:val="2"/>
+              </w:numPr>
               <w:spacing w:line="240" w:lineRule="auto"/>
               <w:rPr>
-                <w:rFonts w:ascii="Times" w:cs="Times" w:eastAsia="Times" w:hAnsi="Times"/>
-                <w:b w:val="1"/>
+                <w:rFonts w:ascii="Times" w:eastAsia="Times" w:hAnsi="Times" w:cs="Times"/>
                 <w:sz w:val="28"/>
                 <w:szCs w:val="28"/>
               </w:rPr>
             </w:pPr>
             <w:r>
               <w:rPr>
-                <w:rFonts w:ascii="Times" w:cs="Times" w:eastAsia="Times" w:hAnsi="Times"/>
-                <w:b w:val="1"/>
-                <w:sz w:val="28"/>
-                <w:szCs w:val="28"/>
-                <w:rtl w:val="0"/>
-              </w:rPr>
-              <w:t xml:space="preserve">What phone numbers are associated with the target?</w:t>
-            </w:r>
-          </w:p>
-        </w:tc>
-      </w:tr>
-      <w:tr>
-        <w:trPr>
-          <w:trHeight w:val="480" w:hRule="atLeast"/>
-        </w:trPr>
-        <w:tc>
-          <w:tcPr>
-            <w:gridSpan w:val="2"/>
-            <w:tcBorders>
-              <w:top w:color="000000" w:space="0" w:sz="0" w:val="nil"/>
-              <w:left w:color="000000" w:space="0" w:sz="0" w:val="nil"/>
-              <w:right w:color="000000" w:space="0" w:sz="0" w:val="nil"/>
-            </w:tcBorders>
-            <w:shd w:fill="auto" w:val="clear"/>
-            <w:tcMar>
-              <w:top w:w="100.0" w:type="dxa"/>
-              <w:left w:w="100.0" w:type="dxa"/>
-              <w:bottom w:w="100.0" w:type="dxa"/>
-              <w:right w:w="100.0" w:type="dxa"/>
-            </w:tcMar>
-            <w:vAlign w:val="top"/>
-          </w:tcPr>
-          <w:p>
-            <w:pPr>
-              <w:widowControl w:val="0"/>
-              <w:spacing w:line="240" w:lineRule="auto"/>
-              <w:rPr>
-                <w:rFonts w:ascii="Times" w:cs="Times" w:eastAsia="Times" w:hAnsi="Times"/>
-                <w:sz w:val="28"/>
-                <w:szCs w:val="28"/>
-              </w:rPr>
-            </w:pPr>
-            <w:r>
-              <w:rPr>
-                <w:rFonts w:ascii="Times" w:cs="Times" w:eastAsia="Times" w:hAnsi="Times"/>
-                <w:sz w:val="28"/>
-                <w:szCs w:val="28"/>
-                <w:rtl w:val="0"/>
-              </w:rPr>
-              <w:t xml:space="preserve">10pts for each correct phone number.</w:t>
-            </w:r>
-          </w:p>
-        </w:tc>
-      </w:tr>
-      <w:tr>
-        <w:trPr>
-          <w:trHeight w:val="480" w:hRule="atLeast"/>
-        </w:trPr>
-        <w:tc>
-          <w:tcPr>
-            <w:gridSpan w:val="2"/>
-            <w:shd w:fill="f3f3f3" w:val="clear"/>
-            <w:tcMar>
-              <w:top w:w="100.0" w:type="dxa"/>
-              <w:left w:w="100.0" w:type="dxa"/>
-              <w:bottom w:w="100.0" w:type="dxa"/>
-              <w:right w:w="100.0" w:type="dxa"/>
-            </w:tcMar>
-            <w:vAlign w:val="top"/>
-          </w:tcPr>
-          <w:p>
-            <w:pPr>
-              <w:widowControl w:val="0"/>
-              <w:spacing w:line="240" w:lineRule="auto"/>
-              <w:rPr>
-                <w:rFonts w:ascii="Times" w:cs="Times" w:eastAsia="Times" w:hAnsi="Times"/>
-                <w:sz w:val="28"/>
-                <w:szCs w:val="28"/>
-              </w:rPr>
-            </w:pPr>
-            <w:r>
-              <w:rPr>
-                <w:rtl w:val="0"/>
-              </w:rPr>
+                <w:rFonts w:ascii="Times" w:eastAsia="Times" w:hAnsi="Times" w:cs="Times"/>
+                <w:sz w:val="28"/>
+                <w:szCs w:val="28"/>
+              </w:rPr>
+              <w:t>951 682 5577</w:t>
             </w:r>
           </w:p>
         </w:tc>
@@ -1368,77 +1314,293 @@
     <w:p>
       <w:pPr>
         <w:rPr>
-          <w:rFonts w:ascii="Times" w:cs="Times" w:eastAsia="Times" w:hAnsi="Times"/>
+          <w:rFonts w:ascii="Times" w:eastAsia="Times" w:hAnsi="Times" w:cs="Times"/>
           <w:sz w:val="28"/>
           <w:szCs w:val="28"/>
         </w:rPr>
       </w:pPr>
-      <w:r>
-        <w:rPr>
-          <w:rtl w:val="0"/>
-        </w:rPr>
-      </w:r>
     </w:p>
     <w:p>
       <w:pPr>
         <w:rPr>
-          <w:rFonts w:ascii="Times" w:cs="Times" w:eastAsia="Times" w:hAnsi="Times"/>
+          <w:rFonts w:ascii="Times" w:eastAsia="Times" w:hAnsi="Times" w:cs="Times"/>
           <w:sz w:val="28"/>
           <w:szCs w:val="28"/>
         </w:rPr>
       </w:pPr>
-      <w:r>
-        <w:rPr>
-          <w:rtl w:val="0"/>
-        </w:rPr>
-      </w:r>
     </w:p>
     <w:p>
       <w:pPr>
         <w:jc w:val="both"/>
         <w:rPr>
-          <w:rFonts w:ascii="Times" w:cs="Times" w:eastAsia="Times" w:hAnsi="Times"/>
+          <w:rFonts w:ascii="Times" w:eastAsia="Times" w:hAnsi="Times" w:cs="Times"/>
           <w:sz w:val="28"/>
           <w:szCs w:val="28"/>
         </w:rPr>
       </w:pPr>
       <w:r>
         <w:rPr>
-          <w:rFonts w:ascii="Times" w:cs="Times" w:eastAsia="Times" w:hAnsi="Times"/>
+          <w:rFonts w:ascii="Times" w:eastAsia="Times" w:hAnsi="Times" w:cs="Times"/>
           <w:sz w:val="28"/>
           <w:szCs w:val="28"/>
-          <w:rtl w:val="0"/>
         </w:rPr>
-        <w:t xml:space="preserve">It is out of scope for this assignment but with proper searching you could find several personal and business email addresses of the target. There is other information that could be found relating to personal identifiable information like: when the target received college degrees, business services the target uses or partnered with, etc.</w:t>
-      </w:r>
-      <w:r>
-        <w:rPr>
-          <w:rtl w:val="0"/>
-        </w:rPr>
+        <w:t>It is out of scope for this assignment but with proper searching you could find several personal and business email addresses of the target. There is other information that could be found relating to personal identifiable information like: when the target received college degrees, business services the target uses or partnered with, etc.</w:t>
       </w:r>
     </w:p>
     <w:sectPr>
-      <w:pgSz w:h="15840" w:w="12240" w:orient="portrait"/>
-      <w:pgMar w:bottom="720" w:top="720" w:left="720" w:right="720" w:header="720" w:footer="720"/>
+      <w:pgSz w:w="12240" w:h="15840"/>
+      <w:pgMar w:top="720" w:right="720" w:bottom="720" w:left="720" w:header="720" w:footer="720" w:gutter="0"/>
       <w:pgNumType w:start="1"/>
+      <w:cols w:space="720"/>
     </w:sectPr>
   </w:body>
 </w:document>
 </file>
 
 <file path=word/numbering.xml><?xml version="1.0" encoding="utf-8"?>
-<w:numbering xmlns:mc="http://schemas.openxmlformats.org/markup-compatibility/2006" xmlns:o="urn:schemas-microsoft-com:office:office" xmlns:r="http://schemas.openxmlformats.org/officeDocument/2006/relationships" xmlns:m="http://schemas.openxmlformats.org/officeDocument/2006/math" xmlns:v="urn:schemas-microsoft-com:vml" xmlns:wp="http://schemas.openxmlformats.org/drawingml/2006/wordprocessingDrawing" xmlns:w10="urn:schemas-microsoft-com:office:word" xmlns:w="http://schemas.openxmlformats.org/wordprocessingml/2006/main" xmlns:wne="http://schemas.microsoft.com/office/word/2006/wordml" xmlns:sl="http://schemas.openxmlformats.org/schemaLibrary/2006/main" xmlns:a="http://schemas.openxmlformats.org/drawingml/2006/main" xmlns:pic="http://schemas.openxmlformats.org/drawingml/2006/picture" xmlns:c="http://schemas.openxmlformats.org/drawingml/2006/chart" xmlns:lc="http://schemas.openxmlformats.org/drawingml/2006/lockedCanvas" xmlns:dgm="http://schemas.openxmlformats.org/drawingml/2006/diagram" xmlns:wps="http://schemas.microsoft.com/office/word/2010/wordprocessingShape" xmlns:wpg="http://schemas.microsoft.com/office/word/2010/wordprocessingGroup" xmlns:w14="http://schemas.microsoft.com/office/word/2010/wordml" xmlns:w15="http://schemas.microsoft.com/office/word/2012/wordml"/>
+<w:numbering xmlns:wpc="http://schemas.microsoft.com/office/word/2010/wordprocessingCanvas" xmlns:cx="http://schemas.microsoft.com/office/drawing/2014/chartex" xmlns:cx1="http://schemas.microsoft.com/office/drawing/2015/9/8/chartex" xmlns:cx2="http://schemas.microsoft.com/office/drawing/2015/10/21/chartex" xmlns:cx3="http://schemas.microsoft.com/office/drawing/2016/5/9/chartex" xmlns:cx4="http://schemas.microsoft.com/office/drawing/2016/5/10/chartex" xmlns:cx5="http://schemas.microsoft.com/office/drawing/2016/5/11/chartex" xmlns:cx6="http://schemas.microsoft.com/office/drawing/2016/5/12/chartex" xmlns:cx7="http://schemas.microsoft.com/office/drawing/2016/5/13/chartex" xmlns:cx8="http://schemas.microsoft.com/office/drawing/2016/5/14/chartex" xmlns:mc="http://schemas.openxmlformats.org/markup-compatibility/2006" xmlns:aink="http://schemas.microsoft.com/office/drawing/2016/ink" xmlns:am3d="http://schemas.microsoft.com/office/drawing/2017/model3d" xmlns:o="urn:schemas-microsoft-com:office:office" xmlns:oel="http://schemas.microsoft.com/office/2019/extlst" xmlns:r="http://schemas.openxmlformats.org/officeDocument/2006/relationships" xmlns:m="http://schemas.openxmlformats.org/officeDocument/2006/math" xmlns:v="urn:schemas-microsoft-com:vml" xmlns:wp14="http://schemas.microsoft.com/office/word/2010/wordprocessingDrawing" xmlns:wp="http://schemas.openxmlformats.org/drawingml/2006/wordprocessingDrawing" xmlns:w10="urn:schemas-microsoft-com:office:word" xmlns:w="http://schemas.openxmlformats.org/wordprocessingml/2006/main" xmlns:w14="http://schemas.microsoft.com/office/word/2010/wordml" xmlns:w15="http://schemas.microsoft.com/office/word/2012/wordml" xmlns:w16cex="http://schemas.microsoft.com/office/word/2018/wordml/cex" xmlns:w16cid="http://schemas.microsoft.com/office/word/2016/wordml/cid" xmlns:w16="http://schemas.microsoft.com/office/word/2018/wordml" xmlns:w16sdtdh="http://schemas.microsoft.com/office/word/2020/wordml/sdtdatahash" xmlns:w16se="http://schemas.microsoft.com/office/word/2015/wordml/symex" xmlns:wpg="http://schemas.microsoft.com/office/word/2010/wordprocessingGroup" xmlns:wpi="http://schemas.microsoft.com/office/word/2010/wordprocessingInk" xmlns:wne="http://schemas.microsoft.com/office/word/2006/wordml" xmlns:wps="http://schemas.microsoft.com/office/word/2010/wordprocessingShape" mc:Ignorable="w14 w15 w16se w16cid w16 w16cex w16sdtdh wp14">
+  <w:abstractNum w:abstractNumId="0" w15:restartNumberingAfterBreak="0">
+    <w:nsid w:val="23AC446D"/>
+    <w:multiLevelType w:val="hybridMultilevel"/>
+    <w:tmpl w:val="04569886"/>
+    <w:lvl w:ilvl="0" w:tplc="3628EE34">
+      <w:numFmt w:val="bullet"/>
+      <w:lvlText w:val="-"/>
+      <w:lvlJc w:val="left"/>
+      <w:pPr>
+        <w:ind w:left="720" w:hanging="360"/>
+      </w:pPr>
+      <w:rPr>
+        <w:rFonts w:ascii="Times" w:eastAsia="Times" w:hAnsi="Times" w:cs="Times" w:hint="default"/>
+      </w:rPr>
+    </w:lvl>
+    <w:lvl w:ilvl="1" w:tplc="04090003" w:tentative="1">
+      <w:start w:val="1"/>
+      <w:numFmt w:val="bullet"/>
+      <w:lvlText w:val="o"/>
+      <w:lvlJc w:val="left"/>
+      <w:pPr>
+        <w:ind w:left="1440" w:hanging="360"/>
+      </w:pPr>
+      <w:rPr>
+        <w:rFonts w:ascii="Courier New" w:hAnsi="Courier New" w:cs="Courier New" w:hint="default"/>
+      </w:rPr>
+    </w:lvl>
+    <w:lvl w:ilvl="2" w:tplc="04090005" w:tentative="1">
+      <w:start w:val="1"/>
+      <w:numFmt w:val="bullet"/>
+      <w:lvlText w:val=""/>
+      <w:lvlJc w:val="left"/>
+      <w:pPr>
+        <w:ind w:left="2160" w:hanging="360"/>
+      </w:pPr>
+      <w:rPr>
+        <w:rFonts w:ascii="Wingdings" w:hAnsi="Wingdings" w:hint="default"/>
+      </w:rPr>
+    </w:lvl>
+    <w:lvl w:ilvl="3" w:tplc="04090001" w:tentative="1">
+      <w:start w:val="1"/>
+      <w:numFmt w:val="bullet"/>
+      <w:lvlText w:val=""/>
+      <w:lvlJc w:val="left"/>
+      <w:pPr>
+        <w:ind w:left="2880" w:hanging="360"/>
+      </w:pPr>
+      <w:rPr>
+        <w:rFonts w:ascii="Symbol" w:hAnsi="Symbol" w:hint="default"/>
+      </w:rPr>
+    </w:lvl>
+    <w:lvl w:ilvl="4" w:tplc="04090003" w:tentative="1">
+      <w:start w:val="1"/>
+      <w:numFmt w:val="bullet"/>
+      <w:lvlText w:val="o"/>
+      <w:lvlJc w:val="left"/>
+      <w:pPr>
+        <w:ind w:left="3600" w:hanging="360"/>
+      </w:pPr>
+      <w:rPr>
+        <w:rFonts w:ascii="Courier New" w:hAnsi="Courier New" w:cs="Courier New" w:hint="default"/>
+      </w:rPr>
+    </w:lvl>
+    <w:lvl w:ilvl="5" w:tplc="04090005" w:tentative="1">
+      <w:start w:val="1"/>
+      <w:numFmt w:val="bullet"/>
+      <w:lvlText w:val=""/>
+      <w:lvlJc w:val="left"/>
+      <w:pPr>
+        <w:ind w:left="4320" w:hanging="360"/>
+      </w:pPr>
+      <w:rPr>
+        <w:rFonts w:ascii="Wingdings" w:hAnsi="Wingdings" w:hint="default"/>
+      </w:rPr>
+    </w:lvl>
+    <w:lvl w:ilvl="6" w:tplc="04090001" w:tentative="1">
+      <w:start w:val="1"/>
+      <w:numFmt w:val="bullet"/>
+      <w:lvlText w:val=""/>
+      <w:lvlJc w:val="left"/>
+      <w:pPr>
+        <w:ind w:left="5040" w:hanging="360"/>
+      </w:pPr>
+      <w:rPr>
+        <w:rFonts w:ascii="Symbol" w:hAnsi="Symbol" w:hint="default"/>
+      </w:rPr>
+    </w:lvl>
+    <w:lvl w:ilvl="7" w:tplc="04090003" w:tentative="1">
+      <w:start w:val="1"/>
+      <w:numFmt w:val="bullet"/>
+      <w:lvlText w:val="o"/>
+      <w:lvlJc w:val="left"/>
+      <w:pPr>
+        <w:ind w:left="5760" w:hanging="360"/>
+      </w:pPr>
+      <w:rPr>
+        <w:rFonts w:ascii="Courier New" w:hAnsi="Courier New" w:cs="Courier New" w:hint="default"/>
+      </w:rPr>
+    </w:lvl>
+    <w:lvl w:ilvl="8" w:tplc="04090005" w:tentative="1">
+      <w:start w:val="1"/>
+      <w:numFmt w:val="bullet"/>
+      <w:lvlText w:val=""/>
+      <w:lvlJc w:val="left"/>
+      <w:pPr>
+        <w:ind w:left="6480" w:hanging="360"/>
+      </w:pPr>
+      <w:rPr>
+        <w:rFonts w:ascii="Wingdings" w:hAnsi="Wingdings" w:hint="default"/>
+      </w:rPr>
+    </w:lvl>
+  </w:abstractNum>
+  <w:abstractNum w:abstractNumId="1" w15:restartNumberingAfterBreak="0">
+    <w:nsid w:val="4D6142A3"/>
+    <w:multiLevelType w:val="hybridMultilevel"/>
+    <w:tmpl w:val="5F48B4B8"/>
+    <w:lvl w:ilvl="0" w:tplc="787CD0AE">
+      <w:numFmt w:val="bullet"/>
+      <w:lvlText w:val="-"/>
+      <w:lvlJc w:val="left"/>
+      <w:pPr>
+        <w:ind w:left="720" w:hanging="360"/>
+      </w:pPr>
+      <w:rPr>
+        <w:rFonts w:ascii="Times" w:eastAsia="Times" w:hAnsi="Times" w:cs="Times" w:hint="default"/>
+      </w:rPr>
+    </w:lvl>
+    <w:lvl w:ilvl="1" w:tplc="04090003" w:tentative="1">
+      <w:start w:val="1"/>
+      <w:numFmt w:val="bullet"/>
+      <w:lvlText w:val="o"/>
+      <w:lvlJc w:val="left"/>
+      <w:pPr>
+        <w:ind w:left="1440" w:hanging="360"/>
+      </w:pPr>
+      <w:rPr>
+        <w:rFonts w:ascii="Courier New" w:hAnsi="Courier New" w:cs="Courier New" w:hint="default"/>
+      </w:rPr>
+    </w:lvl>
+    <w:lvl w:ilvl="2" w:tplc="04090005" w:tentative="1">
+      <w:start w:val="1"/>
+      <w:numFmt w:val="bullet"/>
+      <w:lvlText w:val=""/>
+      <w:lvlJc w:val="left"/>
+      <w:pPr>
+        <w:ind w:left="2160" w:hanging="360"/>
+      </w:pPr>
+      <w:rPr>
+        <w:rFonts w:ascii="Wingdings" w:hAnsi="Wingdings" w:hint="default"/>
+      </w:rPr>
+    </w:lvl>
+    <w:lvl w:ilvl="3" w:tplc="04090001" w:tentative="1">
+      <w:start w:val="1"/>
+      <w:numFmt w:val="bullet"/>
+      <w:lvlText w:val=""/>
+      <w:lvlJc w:val="left"/>
+      <w:pPr>
+        <w:ind w:left="2880" w:hanging="360"/>
+      </w:pPr>
+      <w:rPr>
+        <w:rFonts w:ascii="Symbol" w:hAnsi="Symbol" w:hint="default"/>
+      </w:rPr>
+    </w:lvl>
+    <w:lvl w:ilvl="4" w:tplc="04090003" w:tentative="1">
+      <w:start w:val="1"/>
+      <w:numFmt w:val="bullet"/>
+      <w:lvlText w:val="o"/>
+      <w:lvlJc w:val="left"/>
+      <w:pPr>
+        <w:ind w:left="3600" w:hanging="360"/>
+      </w:pPr>
+      <w:rPr>
+        <w:rFonts w:ascii="Courier New" w:hAnsi="Courier New" w:cs="Courier New" w:hint="default"/>
+      </w:rPr>
+    </w:lvl>
+    <w:lvl w:ilvl="5" w:tplc="04090005" w:tentative="1">
+      <w:start w:val="1"/>
+      <w:numFmt w:val="bullet"/>
+      <w:lvlText w:val=""/>
+      <w:lvlJc w:val="left"/>
+      <w:pPr>
+        <w:ind w:left="4320" w:hanging="360"/>
+      </w:pPr>
+      <w:rPr>
+        <w:rFonts w:ascii="Wingdings" w:hAnsi="Wingdings" w:hint="default"/>
+      </w:rPr>
+    </w:lvl>
+    <w:lvl w:ilvl="6" w:tplc="04090001" w:tentative="1">
+      <w:start w:val="1"/>
+      <w:numFmt w:val="bullet"/>
+      <w:lvlText w:val=""/>
+      <w:lvlJc w:val="left"/>
+      <w:pPr>
+        <w:ind w:left="5040" w:hanging="360"/>
+      </w:pPr>
+      <w:rPr>
+        <w:rFonts w:ascii="Symbol" w:hAnsi="Symbol" w:hint="default"/>
+      </w:rPr>
+    </w:lvl>
+    <w:lvl w:ilvl="7" w:tplc="04090003" w:tentative="1">
+      <w:start w:val="1"/>
+      <w:numFmt w:val="bullet"/>
+      <w:lvlText w:val="o"/>
+      <w:lvlJc w:val="left"/>
+      <w:pPr>
+        <w:ind w:left="5760" w:hanging="360"/>
+      </w:pPr>
+      <w:rPr>
+        <w:rFonts w:ascii="Courier New" w:hAnsi="Courier New" w:cs="Courier New" w:hint="default"/>
+      </w:rPr>
+    </w:lvl>
+    <w:lvl w:ilvl="8" w:tplc="04090005" w:tentative="1">
+      <w:start w:val="1"/>
+      <w:numFmt w:val="bullet"/>
+      <w:lvlText w:val=""/>
+      <w:lvlJc w:val="left"/>
+      <w:pPr>
+        <w:ind w:left="6480" w:hanging="360"/>
+      </w:pPr>
+      <w:rPr>
+        <w:rFonts w:ascii="Wingdings" w:hAnsi="Wingdings" w:hint="default"/>
+      </w:rPr>
+    </w:lvl>
+  </w:abstractNum>
+  <w:num w:numId="1" w16cid:durableId="335964190">
+    <w:abstractNumId w:val="0"/>
+  </w:num>
+  <w:num w:numId="2" w16cid:durableId="505175844">
+    <w:abstractNumId w:val="1"/>
+  </w:num>
+</w:numbering>
 </file>
 
 <file path=word/styles.xml><?xml version="1.0" encoding="utf-8"?>
-<w:styles xmlns:mc="http://schemas.openxmlformats.org/markup-compatibility/2006" xmlns:o="urn:schemas-microsoft-com:office:office" xmlns:r="http://schemas.openxmlformats.org/officeDocument/2006/relationships" xmlns:m="http://schemas.openxmlformats.org/officeDocument/2006/math" xmlns:v="urn:schemas-microsoft-com:vml" xmlns:wp="http://schemas.openxmlformats.org/drawingml/2006/wordprocessingDrawing" xmlns:w10="urn:schemas-microsoft-com:office:word" xmlns:w="http://schemas.openxmlformats.org/wordprocessingml/2006/main" xmlns:wne="http://schemas.microsoft.com/office/word/2006/wordml" xmlns:sl="http://schemas.openxmlformats.org/schemaLibrary/2006/main" xmlns:a="http://schemas.openxmlformats.org/drawingml/2006/main" xmlns:pic="http://schemas.openxmlformats.org/drawingml/2006/picture" xmlns:c="http://schemas.openxmlformats.org/drawingml/2006/chart" xmlns:lc="http://schemas.openxmlformats.org/drawingml/2006/lockedCanvas" xmlns:dgm="http://schemas.openxmlformats.org/drawingml/2006/diagram" xmlns:wps="http://schemas.microsoft.com/office/word/2010/wordprocessingShape" xmlns:wpg="http://schemas.microsoft.com/office/word/2010/wordprocessingGroup" xmlns:w14="http://schemas.microsoft.com/office/word/2010/wordml" xmlns:w15="http://schemas.microsoft.com/office/word/2012/wordml">
+<w:styles xmlns:mc="http://schemas.openxmlformats.org/markup-compatibility/2006" xmlns:r="http://schemas.openxmlformats.org/officeDocument/2006/relationships" xmlns:w="http://schemas.openxmlformats.org/wordprocessingml/2006/main" xmlns:w14="http://schemas.microsoft.com/office/word/2010/wordml" xmlns:w15="http://schemas.microsoft.com/office/word/2012/wordml" xmlns:w16cex="http://schemas.microsoft.com/office/word/2018/wordml/cex" xmlns:w16cid="http://schemas.microsoft.com/office/word/2016/wordml/cid" xmlns:w16="http://schemas.microsoft.com/office/word/2018/wordml" xmlns:w16sdtdh="http://schemas.microsoft.com/office/word/2020/wordml/sdtdatahash" xmlns:w16se="http://schemas.microsoft.com/office/word/2015/wordml/symex" mc:Ignorable="w14 w15 w16se w16cid w16 w16cex w16sdtdh">
   <w:docDefaults>
     <w:rPrDefault>
       <w:rPr>
-        <w:rFonts w:ascii="Arial" w:cs="Arial" w:eastAsia="Arial" w:hAnsi="Arial"/>
+        <w:rFonts w:ascii="Arial" w:eastAsia="Arial" w:hAnsi="Arial" w:cs="Arial"/>
         <w:sz w:val="22"/>
         <w:szCs w:val="22"/>
-        <w:lang w:val="en"/>
+        <w:lang w:val="en" w:eastAsia="en-US" w:bidi="ar-SA"/>
       </w:rPr>
     </w:rPrDefault>
     <w:pPrDefault>
@@ -1447,20 +1609,399 @@
       </w:pPr>
     </w:pPrDefault>
   </w:docDefaults>
-  <w:style w:type="paragraph" w:styleId="Normal" w:default="1">
-    <w:name w:val="normal"/>
-  </w:style>
-  <w:style w:type="table" w:styleId="TableNormal" w:default="1">
-    <w:name w:val="Table Normal"/>
+  <w:latentStyles w:defLockedState="0" w:defUIPriority="99" w:defSemiHidden="0" w:defUnhideWhenUsed="0" w:defQFormat="0" w:count="376">
+    <w:lsdException w:name="Normal" w:uiPriority="0" w:qFormat="1"/>
+    <w:lsdException w:name="heading 1" w:uiPriority="9" w:qFormat="1"/>
+    <w:lsdException w:name="heading 2" w:semiHidden="1" w:uiPriority="9" w:unhideWhenUsed="1" w:qFormat="1"/>
+    <w:lsdException w:name="heading 3" w:semiHidden="1" w:uiPriority="9" w:unhideWhenUsed="1" w:qFormat="1"/>
+    <w:lsdException w:name="heading 4" w:semiHidden="1" w:uiPriority="9" w:unhideWhenUsed="1" w:qFormat="1"/>
+    <w:lsdException w:name="heading 5" w:semiHidden="1" w:uiPriority="9" w:unhideWhenUsed="1" w:qFormat="1"/>
+    <w:lsdException w:name="heading 6" w:semiHidden="1" w:uiPriority="9" w:unhideWhenUsed="1" w:qFormat="1"/>
+    <w:lsdException w:name="heading 7" w:semiHidden="1" w:uiPriority="9" w:unhideWhenUsed="1" w:qFormat="1"/>
+    <w:lsdException w:name="heading 8" w:semiHidden="1" w:uiPriority="9" w:unhideWhenUsed="1" w:qFormat="1"/>
+    <w:lsdException w:name="heading 9" w:semiHidden="1" w:uiPriority="9" w:unhideWhenUsed="1" w:qFormat="1"/>
+    <w:lsdException w:name="index 1" w:semiHidden="1" w:unhideWhenUsed="1"/>
+    <w:lsdException w:name="index 2" w:semiHidden="1" w:unhideWhenUsed="1"/>
+    <w:lsdException w:name="index 3" w:semiHidden="1" w:unhideWhenUsed="1"/>
+    <w:lsdException w:name="index 4" w:semiHidden="1" w:unhideWhenUsed="1"/>
+    <w:lsdException w:name="index 5" w:semiHidden="1" w:unhideWhenUsed="1"/>
+    <w:lsdException w:name="index 6" w:semiHidden="1" w:unhideWhenUsed="1"/>
+    <w:lsdException w:name="index 7" w:semiHidden="1" w:unhideWhenUsed="1"/>
+    <w:lsdException w:name="index 8" w:semiHidden="1" w:unhideWhenUsed="1"/>
+    <w:lsdException w:name="index 9" w:semiHidden="1" w:unhideWhenUsed="1"/>
+    <w:lsdException w:name="toc 1" w:semiHidden="1" w:uiPriority="39" w:unhideWhenUsed="1"/>
+    <w:lsdException w:name="toc 2" w:semiHidden="1" w:uiPriority="39" w:unhideWhenUsed="1"/>
+    <w:lsdException w:name="toc 3" w:semiHidden="1" w:uiPriority="39" w:unhideWhenUsed="1"/>
+    <w:lsdException w:name="toc 4" w:semiHidden="1" w:uiPriority="39" w:unhideWhenUsed="1"/>
+    <w:lsdException w:name="toc 5" w:semiHidden="1" w:uiPriority="39" w:unhideWhenUsed="1"/>
+    <w:lsdException w:name="toc 6" w:semiHidden="1" w:uiPriority="39" w:unhideWhenUsed="1"/>
+    <w:lsdException w:name="toc 7" w:semiHidden="1" w:uiPriority="39" w:unhideWhenUsed="1"/>
+    <w:lsdException w:name="toc 8" w:semiHidden="1" w:uiPriority="39" w:unhideWhenUsed="1"/>
+    <w:lsdException w:name="toc 9" w:semiHidden="1" w:uiPriority="39" w:unhideWhenUsed="1"/>
+    <w:lsdException w:name="Normal Indent" w:semiHidden="1" w:unhideWhenUsed="1"/>
+    <w:lsdException w:name="footnote text" w:semiHidden="1" w:unhideWhenUsed="1"/>
+    <w:lsdException w:name="annotation text" w:semiHidden="1" w:unhideWhenUsed="1"/>
+    <w:lsdException w:name="header" w:semiHidden="1" w:unhideWhenUsed="1"/>
+    <w:lsdException w:name="footer" w:semiHidden="1" w:unhideWhenUsed="1"/>
+    <w:lsdException w:name="index heading" w:semiHidden="1" w:unhideWhenUsed="1"/>
+    <w:lsdException w:name="caption" w:semiHidden="1" w:uiPriority="35" w:unhideWhenUsed="1" w:qFormat="1"/>
+    <w:lsdException w:name="table of figures" w:semiHidden="1" w:unhideWhenUsed="1"/>
+    <w:lsdException w:name="envelope address" w:semiHidden="1" w:unhideWhenUsed="1"/>
+    <w:lsdException w:name="envelope return" w:semiHidden="1" w:unhideWhenUsed="1"/>
+    <w:lsdException w:name="footnote reference" w:semiHidden="1" w:unhideWhenUsed="1"/>
+    <w:lsdException w:name="annotation reference" w:semiHidden="1" w:unhideWhenUsed="1"/>
+    <w:lsdException w:name="line number" w:semiHidden="1" w:unhideWhenUsed="1"/>
+    <w:lsdException w:name="page number" w:semiHidden="1" w:unhideWhenUsed="1"/>
+    <w:lsdException w:name="endnote reference" w:semiHidden="1" w:unhideWhenUsed="1"/>
+    <w:lsdException w:name="endnote text" w:semiHidden="1" w:unhideWhenUsed="1"/>
+    <w:lsdException w:name="table of authorities" w:semiHidden="1" w:unhideWhenUsed="1"/>
+    <w:lsdException w:name="macro" w:semiHidden="1" w:unhideWhenUsed="1"/>
+    <w:lsdException w:name="toa heading" w:semiHidden="1" w:unhideWhenUsed="1"/>
+    <w:lsdException w:name="List" w:semiHidden="1" w:unhideWhenUsed="1"/>
+    <w:lsdException w:name="List Bullet" w:semiHidden="1" w:unhideWhenUsed="1"/>
+    <w:lsdException w:name="List Number" w:semiHidden="1" w:unhideWhenUsed="1"/>
+    <w:lsdException w:name="List 2" w:semiHidden="1" w:unhideWhenUsed="1"/>
+    <w:lsdException w:name="List 3" w:semiHidden="1" w:unhideWhenUsed="1"/>
+    <w:lsdException w:name="List 4" w:semiHidden="1" w:unhideWhenUsed="1"/>
+    <w:lsdException w:name="List 5" w:semiHidden="1" w:unhideWhenUsed="1"/>
+    <w:lsdException w:name="List Bullet 2" w:semiHidden="1" w:unhideWhenUsed="1"/>
+    <w:lsdException w:name="List Bullet 3" w:semiHidden="1" w:unhideWhenUsed="1"/>
+    <w:lsdException w:name="List Bullet 4" w:semiHidden="1" w:unhideWhenUsed="1"/>
+    <w:lsdException w:name="List Bullet 5" w:semiHidden="1" w:unhideWhenUsed="1"/>
+    <w:lsdException w:name="List Number 2" w:semiHidden="1" w:unhideWhenUsed="1"/>
+    <w:lsdException w:name="List Number 3" w:semiHidden="1" w:unhideWhenUsed="1"/>
+    <w:lsdException w:name="List Number 4" w:semiHidden="1" w:unhideWhenUsed="1"/>
+    <w:lsdException w:name="List Number 5" w:semiHidden="1" w:unhideWhenUsed="1"/>
+    <w:lsdException w:name="Title" w:uiPriority="10" w:qFormat="1"/>
+    <w:lsdException w:name="Closing" w:semiHidden="1" w:unhideWhenUsed="1"/>
+    <w:lsdException w:name="Signature" w:semiHidden="1" w:unhideWhenUsed="1"/>
+    <w:lsdException w:name="Default Paragraph Font" w:semiHidden="1" w:uiPriority="1" w:unhideWhenUsed="1"/>
+    <w:lsdException w:name="Body Text" w:semiHidden="1" w:unhideWhenUsed="1"/>
+    <w:lsdException w:name="Body Text Indent" w:semiHidden="1" w:unhideWhenUsed="1"/>
+    <w:lsdException w:name="List Continue" w:semiHidden="1" w:unhideWhenUsed="1"/>
+    <w:lsdException w:name="List Continue 2" w:semiHidden="1" w:unhideWhenUsed="1"/>
+    <w:lsdException w:name="List Continue 3" w:semiHidden="1" w:unhideWhenUsed="1"/>
+    <w:lsdException w:name="List Continue 4" w:semiHidden="1" w:unhideWhenUsed="1"/>
+    <w:lsdException w:name="List Continue 5" w:semiHidden="1" w:unhideWhenUsed="1"/>
+    <w:lsdException w:name="Message Header" w:semiHidden="1" w:unhideWhenUsed="1"/>
+    <w:lsdException w:name="Subtitle" w:uiPriority="11" w:qFormat="1"/>
+    <w:lsdException w:name="Salutation" w:semiHidden="1" w:unhideWhenUsed="1"/>
+    <w:lsdException w:name="Date" w:semiHidden="1" w:unhideWhenUsed="1"/>
+    <w:lsdException w:name="Body Text First Indent" w:semiHidden="1" w:unhideWhenUsed="1"/>
+    <w:lsdException w:name="Body Text First Indent 2" w:semiHidden="1" w:unhideWhenUsed="1"/>
+    <w:lsdException w:name="Note Heading" w:semiHidden="1" w:unhideWhenUsed="1"/>
+    <w:lsdException w:name="Body Text 2" w:semiHidden="1" w:unhideWhenUsed="1"/>
+    <w:lsdException w:name="Body Text 3" w:semiHidden="1" w:unhideWhenUsed="1"/>
+    <w:lsdException w:name="Body Text Indent 2" w:semiHidden="1" w:unhideWhenUsed="1"/>
+    <w:lsdException w:name="Body Text Indent 3" w:semiHidden="1" w:unhideWhenUsed="1"/>
+    <w:lsdException w:name="Block Text" w:semiHidden="1" w:unhideWhenUsed="1"/>
+    <w:lsdException w:name="Hyperlink" w:semiHidden="1" w:unhideWhenUsed="1"/>
+    <w:lsdException w:name="FollowedHyperlink" w:semiHidden="1" w:unhideWhenUsed="1"/>
+    <w:lsdException w:name="Strong" w:uiPriority="22" w:qFormat="1"/>
+    <w:lsdException w:name="Emphasis" w:uiPriority="20" w:qFormat="1"/>
+    <w:lsdException w:name="Document Map" w:semiHidden="1" w:unhideWhenUsed="1"/>
+    <w:lsdException w:name="Plain Text" w:semiHidden="1" w:unhideWhenUsed="1"/>
+    <w:lsdException w:name="E-mail Signature" w:semiHidden="1" w:unhideWhenUsed="1"/>
+    <w:lsdException w:name="HTML Top of Form" w:semiHidden="1" w:unhideWhenUsed="1"/>
+    <w:lsdException w:name="HTML Bottom of Form" w:semiHidden="1" w:unhideWhenUsed="1"/>
+    <w:lsdException w:name="Normal (Web)" w:semiHidden="1" w:unhideWhenUsed="1"/>
+    <w:lsdException w:name="HTML Acronym" w:semiHidden="1" w:unhideWhenUsed="1"/>
+    <w:lsdException w:name="HTML Address" w:semiHidden="1" w:unhideWhenUsed="1"/>
+    <w:lsdException w:name="HTML Cite" w:semiHidden="1" w:unhideWhenUsed="1"/>
+    <w:lsdException w:name="HTML Code" w:semiHidden="1" w:unhideWhenUsed="1"/>
+    <w:lsdException w:name="HTML Definition" w:semiHidden="1" w:unhideWhenUsed="1"/>
+    <w:lsdException w:name="HTML Keyboard" w:semiHidden="1" w:unhideWhenUsed="1"/>
+    <w:lsdException w:name="HTML Preformatted" w:semiHidden="1" w:unhideWhenUsed="1"/>
+    <w:lsdException w:name="HTML Sample" w:semiHidden="1" w:unhideWhenUsed="1"/>
+    <w:lsdException w:name="HTML Typewriter" w:semiHidden="1" w:unhideWhenUsed="1"/>
+    <w:lsdException w:name="HTML Variable" w:semiHidden="1" w:unhideWhenUsed="1"/>
+    <w:lsdException w:name="Normal Table" w:semiHidden="1" w:unhideWhenUsed="1"/>
+    <w:lsdException w:name="annotation subject" w:semiHidden="1" w:unhideWhenUsed="1"/>
+    <w:lsdException w:name="No List" w:semiHidden="1" w:unhideWhenUsed="1"/>
+    <w:lsdException w:name="Outline List 1" w:semiHidden="1" w:unhideWhenUsed="1"/>
+    <w:lsdException w:name="Outline List 2" w:semiHidden="1" w:unhideWhenUsed="1"/>
+    <w:lsdException w:name="Outline List 3" w:semiHidden="1" w:unhideWhenUsed="1"/>
+    <w:lsdException w:name="Table Simple 1" w:semiHidden="1" w:unhideWhenUsed="1"/>
+    <w:lsdException w:name="Table Simple 2" w:semiHidden="1" w:unhideWhenUsed="1"/>
+    <w:lsdException w:name="Table Simple 3" w:semiHidden="1" w:unhideWhenUsed="1"/>
+    <w:lsdException w:name="Table Classic 1" w:semiHidden="1" w:unhideWhenUsed="1"/>
+    <w:lsdException w:name="Table Classic 2" w:semiHidden="1" w:unhideWhenUsed="1"/>
+    <w:lsdException w:name="Table Classic 3" w:semiHidden="1" w:unhideWhenUsed="1"/>
+    <w:lsdException w:name="Table Classic 4" w:semiHidden="1" w:unhideWhenUsed="1"/>
+    <w:lsdException w:name="Table Colorful 1" w:semiHidden="1" w:unhideWhenUsed="1"/>
+    <w:lsdException w:name="Table Colorful 2" w:semiHidden="1" w:unhideWhenUsed="1"/>
+    <w:lsdException w:name="Table Colorful 3" w:semiHidden="1" w:unhideWhenUsed="1"/>
+    <w:lsdException w:name="Table Columns 1" w:semiHidden="1" w:unhideWhenUsed="1"/>
+    <w:lsdException w:name="Table Columns 2" w:semiHidden="1" w:unhideWhenUsed="1"/>
+    <w:lsdException w:name="Table Columns 3" w:semiHidden="1" w:unhideWhenUsed="1"/>
+    <w:lsdException w:name="Table Columns 4" w:semiHidden="1" w:unhideWhenUsed="1"/>
+    <w:lsdException w:name="Table Columns 5" w:semiHidden="1" w:unhideWhenUsed="1"/>
+    <w:lsdException w:name="Table Grid 1" w:semiHidden="1" w:unhideWhenUsed="1"/>
+    <w:lsdException w:name="Table Grid 2" w:semiHidden="1" w:unhideWhenUsed="1"/>
+    <w:lsdException w:name="Table Grid 3" w:semiHidden="1" w:unhideWhenUsed="1"/>
+    <w:lsdException w:name="Table Grid 4" w:semiHidden="1" w:unhideWhenUsed="1"/>
+    <w:lsdException w:name="Table Grid 5" w:semiHidden="1" w:unhideWhenUsed="1"/>
+    <w:lsdException w:name="Table Grid 6" w:semiHidden="1" w:unhideWhenUsed="1"/>
+    <w:lsdException w:name="Table Grid 7" w:semiHidden="1" w:unhideWhenUsed="1"/>
+    <w:lsdException w:name="Table Grid 8" w:semiHidden="1" w:unhideWhenUsed="1"/>
+    <w:lsdException w:name="Table List 1" w:semiHidden="1" w:unhideWhenUsed="1"/>
+    <w:lsdException w:name="Table List 2" w:semiHidden="1" w:unhideWhenUsed="1"/>
+    <w:lsdException w:name="Table List 3" w:semiHidden="1" w:unhideWhenUsed="1"/>
+    <w:lsdException w:name="Table List 4" w:semiHidden="1" w:unhideWhenUsed="1"/>
+    <w:lsdException w:name="Table List 5" w:semiHidden="1" w:unhideWhenUsed="1"/>
+    <w:lsdException w:name="Table List 6" w:semiHidden="1" w:unhideWhenUsed="1"/>
+    <w:lsdException w:name="Table List 7" w:semiHidden="1" w:unhideWhenUsed="1"/>
+    <w:lsdException w:name="Table List 8" w:semiHidden="1" w:unhideWhenUsed="1"/>
+    <w:lsdException w:name="Table 3D effects 1" w:semiHidden="1" w:unhideWhenUsed="1"/>
+    <w:lsdException w:name="Table 3D effects 2" w:semiHidden="1" w:unhideWhenUsed="1"/>
+    <w:lsdException w:name="Table 3D effects 3" w:semiHidden="1" w:unhideWhenUsed="1"/>
+    <w:lsdException w:name="Table Contemporary" w:semiHidden="1" w:unhideWhenUsed="1"/>
+    <w:lsdException w:name="Table Elegant" w:semiHidden="1" w:unhideWhenUsed="1"/>
+    <w:lsdException w:name="Table Professional" w:semiHidden="1" w:unhideWhenUsed="1"/>
+    <w:lsdException w:name="Table Subtle 1" w:semiHidden="1" w:unhideWhenUsed="1"/>
+    <w:lsdException w:name="Table Subtle 2" w:semiHidden="1" w:unhideWhenUsed="1"/>
+    <w:lsdException w:name="Table Web 1" w:semiHidden="1" w:unhideWhenUsed="1"/>
+    <w:lsdException w:name="Table Web 2" w:semiHidden="1" w:unhideWhenUsed="1"/>
+    <w:lsdException w:name="Table Web 3" w:semiHidden="1" w:unhideWhenUsed="1"/>
+    <w:lsdException w:name="Balloon Text" w:semiHidden="1" w:unhideWhenUsed="1"/>
+    <w:lsdException w:name="Table Grid" w:uiPriority="39"/>
+    <w:lsdException w:name="Table Theme" w:semiHidden="1" w:unhideWhenUsed="1"/>
+    <w:lsdException w:name="Placeholder Text" w:semiHidden="1"/>
+    <w:lsdException w:name="No Spacing" w:uiPriority="1" w:qFormat="1"/>
+    <w:lsdException w:name="Light Shading" w:uiPriority="60"/>
+    <w:lsdException w:name="Light List" w:uiPriority="61"/>
+    <w:lsdException w:name="Light Grid" w:uiPriority="62"/>
+    <w:lsdException w:name="Medium Shading 1" w:uiPriority="63"/>
+    <w:lsdException w:name="Medium Shading 2" w:uiPriority="64"/>
+    <w:lsdException w:name="Medium List 1" w:uiPriority="65"/>
+    <w:lsdException w:name="Medium List 2" w:uiPriority="66"/>
+    <w:lsdException w:name="Medium Grid 1" w:uiPriority="67"/>
+    <w:lsdException w:name="Medium Grid 2" w:uiPriority="68"/>
+    <w:lsdException w:name="Medium Grid 3" w:uiPriority="69"/>
+    <w:lsdException w:name="Dark List" w:uiPriority="70"/>
+    <w:lsdException w:name="Colorful Shading" w:uiPriority="71"/>
+    <w:lsdException w:name="Colorful List" w:uiPriority="72"/>
+    <w:lsdException w:name="Colorful Grid" w:uiPriority="73"/>
+    <w:lsdException w:name="Light Shading Accent 1" w:uiPriority="60"/>
+    <w:lsdException w:name="Light List Accent 1" w:uiPriority="61"/>
+    <w:lsdException w:name="Light Grid Accent 1" w:uiPriority="62"/>
+    <w:lsdException w:name="Medium Shading 1 Accent 1" w:uiPriority="63"/>
+    <w:lsdException w:name="Medium Shading 2 Accent 1" w:uiPriority="64"/>
+    <w:lsdException w:name="Medium List 1 Accent 1" w:uiPriority="65"/>
+    <w:lsdException w:name="Revision" w:semiHidden="1"/>
+    <w:lsdException w:name="List Paragraph" w:uiPriority="34" w:qFormat="1"/>
+    <w:lsdException w:name="Quote" w:uiPriority="29" w:qFormat="1"/>
+    <w:lsdException w:name="Intense Quote" w:uiPriority="30" w:qFormat="1"/>
+    <w:lsdException w:name="Medium List 2 Accent 1" w:uiPriority="66"/>
+    <w:lsdException w:name="Medium Grid 1 Accent 1" w:uiPriority="67"/>
+    <w:lsdException w:name="Medium Grid 2 Accent 1" w:uiPriority="68"/>
+    <w:lsdException w:name="Medium Grid 3 Accent 1" w:uiPriority="69"/>
+    <w:lsdException w:name="Dark List Accent 1" w:uiPriority="70"/>
+    <w:lsdException w:name="Colorful Shading Accent 1" w:uiPriority="71"/>
+    <w:lsdException w:name="Colorful List Accent 1" w:uiPriority="72"/>
+    <w:lsdException w:name="Colorful Grid Accent 1" w:uiPriority="73"/>
+    <w:lsdException w:name="Light Shading Accent 2" w:uiPriority="60"/>
+    <w:lsdException w:name="Light List Accent 2" w:uiPriority="61"/>
+    <w:lsdException w:name="Light Grid Accent 2" w:uiPriority="62"/>
+    <w:lsdException w:name="Medium Shading 1 Accent 2" w:uiPriority="63"/>
+    <w:lsdException w:name="Medium Shading 2 Accent 2" w:uiPriority="64"/>
+    <w:lsdException w:name="Medium List 1 Accent 2" w:uiPriority="65"/>
+    <w:lsdException w:name="Medium List 2 Accent 2" w:uiPriority="66"/>
+    <w:lsdException w:name="Medium Grid 1 Accent 2" w:uiPriority="67"/>
+    <w:lsdException w:name="Medium Grid 2 Accent 2" w:uiPriority="68"/>
+    <w:lsdException w:name="Medium Grid 3 Accent 2" w:uiPriority="69"/>
+    <w:lsdException w:name="Dark List Accent 2" w:uiPriority="70"/>
+    <w:lsdException w:name="Colorful Shading Accent 2" w:uiPriority="71"/>
+    <w:lsdException w:name="Colorful List Accent 2" w:uiPriority="72"/>
+    <w:lsdException w:name="Colorful Grid Accent 2" w:uiPriority="73"/>
+    <w:lsdException w:name="Light Shading Accent 3" w:uiPriority="60"/>
+    <w:lsdException w:name="Light List Accent 3" w:uiPriority="61"/>
+    <w:lsdException w:name="Light Grid Accent 3" w:uiPriority="62"/>
+    <w:lsdException w:name="Medium Shading 1 Accent 3" w:uiPriority="63"/>
+    <w:lsdException w:name="Medium Shading 2 Accent 3" w:uiPriority="64"/>
+    <w:lsdException w:name="Medium List 1 Accent 3" w:uiPriority="65"/>
+    <w:lsdException w:name="Medium List 2 Accent 3" w:uiPriority="66"/>
+    <w:lsdException w:name="Medium Grid 1 Accent 3" w:uiPriority="67"/>
+    <w:lsdException w:name="Medium Grid 2 Accent 3" w:uiPriority="68"/>
+    <w:lsdException w:name="Medium Grid 3 Accent 3" w:uiPriority="69"/>
+    <w:lsdException w:name="Dark List Accent 3" w:uiPriority="70"/>
+    <w:lsdException w:name="Colorful Shading Accent 3" w:uiPriority="71"/>
+    <w:lsdException w:name="Colorful List Accent 3" w:uiPriority="72"/>
+    <w:lsdException w:name="Colorful Grid Accent 3" w:uiPriority="73"/>
+    <w:lsdException w:name="Light Shading Accent 4" w:uiPriority="60"/>
+    <w:lsdException w:name="Light List Accent 4" w:uiPriority="61"/>
+    <w:lsdException w:name="Light Grid Accent 4" w:uiPriority="62"/>
+    <w:lsdException w:name="Medium Shading 1 Accent 4" w:uiPriority="63"/>
+    <w:lsdException w:name="Medium Shading 2 Accent 4" w:uiPriority="64"/>
+    <w:lsdException w:name="Medium List 1 Accent 4" w:uiPriority="65"/>
+    <w:lsdException w:name="Medium List 2 Accent 4" w:uiPriority="66"/>
+    <w:lsdException w:name="Medium Grid 1 Accent 4" w:uiPriority="67"/>
+    <w:lsdException w:name="Medium Grid 2 Accent 4" w:uiPriority="68"/>
+    <w:lsdException w:name="Medium Grid 3 Accent 4" w:uiPriority="69"/>
+    <w:lsdException w:name="Dark List Accent 4" w:uiPriority="70"/>
+    <w:lsdException w:name="Colorful Shading Accent 4" w:uiPriority="71"/>
+    <w:lsdException w:name="Colorful List Accent 4" w:uiPriority="72"/>
+    <w:lsdException w:name="Colorful Grid Accent 4" w:uiPriority="73"/>
+    <w:lsdException w:name="Light Shading Accent 5" w:uiPriority="60"/>
+    <w:lsdException w:name="Light List Accent 5" w:uiPriority="61"/>
+    <w:lsdException w:name="Light Grid Accent 5" w:uiPriority="62"/>
+    <w:lsdException w:name="Medium Shading 1 Accent 5" w:uiPriority="63"/>
+    <w:lsdException w:name="Medium Shading 2 Accent 5" w:uiPriority="64"/>
+    <w:lsdException w:name="Medium List 1 Accent 5" w:uiPriority="65"/>
+    <w:lsdException w:name="Medium List 2 Accent 5" w:uiPriority="66"/>
+    <w:lsdException w:name="Medium Grid 1 Accent 5" w:uiPriority="67"/>
+    <w:lsdException w:name="Medium Grid 2 Accent 5" w:uiPriority="68"/>
+    <w:lsdException w:name="Medium Grid 3 Accent 5" w:uiPriority="69"/>
+    <w:lsdException w:name="Dark List Accent 5" w:uiPriority="70"/>
+    <w:lsdException w:name="Colorful Shading Accent 5" w:uiPriority="71"/>
+    <w:lsdException w:name="Colorful List Accent 5" w:uiPriority="72"/>
+    <w:lsdException w:name="Colorful Grid Accent 5" w:uiPriority="73"/>
+    <w:lsdException w:name="Light Shading Accent 6" w:uiPriority="60"/>
+    <w:lsdException w:name="Light List Accent 6" w:uiPriority="61"/>
+    <w:lsdException w:name="Light Grid Accent 6" w:uiPriority="62"/>
+    <w:lsdException w:name="Medium Shading 1 Accent 6" w:uiPriority="63"/>
+    <w:lsdException w:name="Medium Shading 2 Accent 6" w:uiPriority="64"/>
+    <w:lsdException w:name="Medium List 1 Accent 6" w:uiPriority="65"/>
+    <w:lsdException w:name="Medium List 2 Accent 6" w:uiPriority="66"/>
+    <w:lsdException w:name="Medium Grid 1 Accent 6" w:uiPriority="67"/>
+    <w:lsdException w:name="Medium Grid 2 Accent 6" w:uiPriority="68"/>
+    <w:lsdException w:name="Medium Grid 3 Accent 6" w:uiPriority="69"/>
+    <w:lsdException w:name="Dark List Accent 6" w:uiPriority="70"/>
+    <w:lsdException w:name="Colorful Shading Accent 6" w:uiPriority="71"/>
+    <w:lsdException w:name="Colorful List Accent 6" w:uiPriority="72"/>
+    <w:lsdException w:name="Colorful Grid Accent 6" w:uiPriority="73"/>
+    <w:lsdException w:name="Subtle Emphasis" w:uiPriority="19" w:qFormat="1"/>
+    <w:lsdException w:name="Intense Emphasis" w:uiPriority="21" w:qFormat="1"/>
+    <w:lsdException w:name="Subtle Reference" w:uiPriority="31" w:qFormat="1"/>
+    <w:lsdException w:name="Intense Reference" w:uiPriority="32" w:qFormat="1"/>
+    <w:lsdException w:name="Book Title" w:uiPriority="33" w:qFormat="1"/>
+    <w:lsdException w:name="Bibliography" w:semiHidden="1" w:uiPriority="37" w:unhideWhenUsed="1"/>
+    <w:lsdException w:name="TOC Heading" w:semiHidden="1" w:uiPriority="39" w:unhideWhenUsed="1" w:qFormat="1"/>
+    <w:lsdException w:name="Plain Table 1" w:uiPriority="41"/>
+    <w:lsdException w:name="Plain Table 2" w:uiPriority="42"/>
+    <w:lsdException w:name="Plain Table 3" w:uiPriority="43"/>
+    <w:lsdException w:name="Plain Table 4" w:uiPriority="44"/>
+    <w:lsdException w:name="Plain Table 5" w:uiPriority="45"/>
+    <w:lsdException w:name="Grid Table Light" w:uiPriority="40"/>
+    <w:lsdException w:name="Grid Table 1 Light" w:uiPriority="46"/>
+    <w:lsdException w:name="Grid Table 2" w:uiPriority="47"/>
+    <w:lsdException w:name="Grid Table 3" w:uiPriority="48"/>
+    <w:lsdException w:name="Grid Table 4" w:uiPriority="49"/>
+    <w:lsdException w:name="Grid Table 5 Dark" w:uiPriority="50"/>
+    <w:lsdException w:name="Grid Table 6 Colorful" w:uiPriority="51"/>
+    <w:lsdException w:name="Grid Table 7 Colorful" w:uiPriority="52"/>
+    <w:lsdException w:name="Grid Table 1 Light Accent 1" w:uiPriority="46"/>
+    <w:lsdException w:name="Grid Table 2 Accent 1" w:uiPriority="47"/>
+    <w:lsdException w:name="Grid Table 3 Accent 1" w:uiPriority="48"/>
+    <w:lsdException w:name="Grid Table 4 Accent 1" w:uiPriority="49"/>
+    <w:lsdException w:name="Grid Table 5 Dark Accent 1" w:uiPriority="50"/>
+    <w:lsdException w:name="Grid Table 6 Colorful Accent 1" w:uiPriority="51"/>
+    <w:lsdException w:name="Grid Table 7 Colorful Accent 1" w:uiPriority="52"/>
+    <w:lsdException w:name="Grid Table 1 Light Accent 2" w:uiPriority="46"/>
+    <w:lsdException w:name="Grid Table 2 Accent 2" w:uiPriority="47"/>
+    <w:lsdException w:name="Grid Table 3 Accent 2" w:uiPriority="48"/>
+    <w:lsdException w:name="Grid Table 4 Accent 2" w:uiPriority="49"/>
+    <w:lsdException w:name="Grid Table 5 Dark Accent 2" w:uiPriority="50"/>
+    <w:lsdException w:name="Grid Table 6 Colorful Accent 2" w:uiPriority="51"/>
+    <w:lsdException w:name="Grid Table 7 Colorful Accent 2" w:uiPriority="52"/>
+    <w:lsdException w:name="Grid Table 1 Light Accent 3" w:uiPriority="46"/>
+    <w:lsdException w:name="Grid Table 2 Accent 3" w:uiPriority="47"/>
+    <w:lsdException w:name="Grid Table 3 Accent 3" w:uiPriority="48"/>
+    <w:lsdException w:name="Grid Table 4 Accent 3" w:uiPriority="49"/>
+    <w:lsdException w:name="Grid Table 5 Dark Accent 3" w:uiPriority="50"/>
+    <w:lsdException w:name="Grid Table 6 Colorful Accent 3" w:uiPriority="51"/>
+    <w:lsdException w:name="Grid Table 7 Colorful Accent 3" w:uiPriority="52"/>
+    <w:lsdException w:name="Grid Table 1 Light Accent 4" w:uiPriority="46"/>
+    <w:lsdException w:name="Grid Table 2 Accent 4" w:uiPriority="47"/>
+    <w:lsdException w:name="Grid Table 3 Accent 4" w:uiPriority="48"/>
+    <w:lsdException w:name="Grid Table 4 Accent 4" w:uiPriority="49"/>
+    <w:lsdException w:name="Grid Table 5 Dark Accent 4" w:uiPriority="50"/>
+    <w:lsdException w:name="Grid Table 6 Colorful Accent 4" w:uiPriority="51"/>
+    <w:lsdException w:name="Grid Table 7 Colorful Accent 4" w:uiPriority="52"/>
+    <w:lsdException w:name="Grid Table 1 Light Accent 5" w:uiPriority="46"/>
+    <w:lsdException w:name="Grid Table 2 Accent 5" w:uiPriority="47"/>
+    <w:lsdException w:name="Grid Table 3 Accent 5" w:uiPriority="48"/>
+    <w:lsdException w:name="Grid Table 4 Accent 5" w:uiPriority="49"/>
+    <w:lsdException w:name="Grid Table 5 Dark Accent 5" w:uiPriority="50"/>
+    <w:lsdException w:name="Grid Table 6 Colorful Accent 5" w:uiPriority="51"/>
+    <w:lsdException w:name="Grid Table 7 Colorful Accent 5" w:uiPriority="52"/>
+    <w:lsdException w:name="Grid Table 1 Light Accent 6" w:uiPriority="46"/>
+    <w:lsdException w:name="Grid Table 2 Accent 6" w:uiPriority="47"/>
+    <w:lsdException w:name="Grid Table 3 Accent 6" w:uiPriority="48"/>
+    <w:lsdException w:name="Grid Table 4 Accent 6" w:uiPriority="49"/>
+    <w:lsdException w:name="Grid Table 5 Dark Accent 6" w:uiPriority="50"/>
+    <w:lsdException w:name="Grid Table 6 Colorful Accent 6" w:uiPriority="51"/>
+    <w:lsdException w:name="Grid Table 7 Colorful Accent 6" w:uiPriority="52"/>
+    <w:lsdException w:name="List Table 1 Light" w:uiPriority="46"/>
+    <w:lsdException w:name="List Table 2" w:uiPriority="47"/>
+    <w:lsdException w:name="List Table 3" w:uiPriority="48"/>
+    <w:lsdException w:name="List Table 4" w:uiPriority="49"/>
+    <w:lsdException w:name="List Table 5 Dark" w:uiPriority="50"/>
+    <w:lsdException w:name="List Table 6 Colorful" w:uiPriority="51"/>
+    <w:lsdException w:name="List Table 7 Colorful" w:uiPriority="52"/>
+    <w:lsdException w:name="List Table 1 Light Accent 1" w:uiPriority="46"/>
+    <w:lsdException w:name="List Table 2 Accent 1" w:uiPriority="47"/>
+    <w:lsdException w:name="List Table 3 Accent 1" w:uiPriority="48"/>
+    <w:lsdException w:name="List Table 4 Accent 1" w:uiPriority="49"/>
+    <w:lsdException w:name="List Table 5 Dark Accent 1" w:uiPriority="50"/>
+    <w:lsdException w:name="List Table 6 Colorful Accent 1" w:uiPriority="51"/>
+    <w:lsdException w:name="List Table 7 Colorful Accent 1" w:uiPriority="52"/>
+    <w:lsdException w:name="List Table 1 Light Accent 2" w:uiPriority="46"/>
+    <w:lsdException w:name="List Table 2 Accent 2" w:uiPriority="47"/>
+    <w:lsdException w:name="List Table 3 Accent 2" w:uiPriority="48"/>
+    <w:lsdException w:name="List Table 4 Accent 2" w:uiPriority="49"/>
+    <w:lsdException w:name="List Table 5 Dark Accent 2" w:uiPriority="50"/>
+    <w:lsdException w:name="List Table 6 Colorful Accent 2" w:uiPriority="51"/>
+    <w:lsdException w:name="List Table 7 Colorful Accent 2" w:uiPriority="52"/>
+    <w:lsdException w:name="List Table 1 Light Accent 3" w:uiPriority="46"/>
+    <w:lsdException w:name="List Table 2 Accent 3" w:uiPriority="47"/>
+    <w:lsdException w:name="List Table 3 Accent 3" w:uiPriority="48"/>
+    <w:lsdException w:name="List Table 4 Accent 3" w:uiPriority="49"/>
+    <w:lsdException w:name="List Table 5 Dark Accent 3" w:uiPriority="50"/>
+    <w:lsdException w:name="List Table 6 Colorful Accent 3" w:uiPriority="51"/>
+    <w:lsdException w:name="List Table 7 Colorful Accent 3" w:uiPriority="52"/>
+    <w:lsdException w:name="List Table 1 Light Accent 4" w:uiPriority="46"/>
+    <w:lsdException w:name="List Table 2 Accent 4" w:uiPriority="47"/>
+    <w:lsdException w:name="List Table 3 Accent 4" w:uiPriority="48"/>
+    <w:lsdException w:name="List Table 4 Accent 4" w:uiPriority="49"/>
+    <w:lsdException w:name="List Table 5 Dark Accent 4" w:uiPriority="50"/>
+    <w:lsdException w:name="List Table 6 Colorful Accent 4" w:uiPriority="51"/>
+    <w:lsdException w:name="List Table 7 Colorful Accent 4" w:uiPriority="52"/>
+    <w:lsdException w:name="List Table 1 Light Accent 5" w:uiPriority="46"/>
+    <w:lsdException w:name="List Table 2 Accent 5" w:uiPriority="47"/>
+    <w:lsdException w:name="List Table 3 Accent 5" w:uiPriority="48"/>
+    <w:lsdException w:name="List Table 4 Accent 5" w:uiPriority="49"/>
+    <w:lsdException w:name="List Table 5 Dark Accent 5" w:uiPriority="50"/>
+    <w:lsdException w:name="List Table 6 Colorful Accent 5" w:uiPriority="51"/>
+    <w:lsdException w:name="List Table 7 Colorful Accent 5" w:uiPriority="52"/>
+    <w:lsdException w:name="List Table 1 Light Accent 6" w:uiPriority="46"/>
+    <w:lsdException w:name="List Table 2 Accent 6" w:uiPriority="47"/>
+    <w:lsdException w:name="List Table 3 Accent 6" w:uiPriority="48"/>
+    <w:lsdException w:name="List Table 4 Accent 6" w:uiPriority="49"/>
+    <w:lsdException w:name="List Table 5 Dark Accent 6" w:uiPriority="50"/>
+    <w:lsdException w:name="List Table 6 Colorful Accent 6" w:uiPriority="51"/>
+    <w:lsdException w:name="List Table 7 Colorful Accent 6" w:uiPriority="52"/>
+    <w:lsdException w:name="Mention" w:semiHidden="1" w:unhideWhenUsed="1"/>
+    <w:lsdException w:name="Smart Hyperlink" w:semiHidden="1" w:unhideWhenUsed="1"/>
+    <w:lsdException w:name="Hashtag" w:semiHidden="1" w:unhideWhenUsed="1"/>
+    <w:lsdException w:name="Unresolved Mention" w:semiHidden="1" w:unhideWhenUsed="1"/>
+    <w:lsdException w:name="Smart Link" w:semiHidden="1" w:unhideWhenUsed="1"/>
+  </w:latentStyles>
+  <w:style w:type="paragraph" w:default="1" w:styleId="Normal">
+    <w:name w:val="Normal"/>
+    <w:qFormat/>
   </w:style>
   <w:style w:type="paragraph" w:styleId="Heading1">
     <w:name w:val="heading 1"/>
     <w:basedOn w:val="Normal"/>
     <w:next w:val="Normal"/>
+    <w:uiPriority w:val="9"/>
+    <w:qFormat/>
     <w:pPr>
-      <w:keepNext w:val="1"/>
-      <w:keepLines w:val="1"/>
-      <w:spacing w:after="120" w:before="400" w:lineRule="auto"/>
+      <w:keepNext/>
+      <w:keepLines/>
+      <w:spacing w:before="400" w:after="120"/>
+      <w:outlineLvl w:val="0"/>
     </w:pPr>
     <w:rPr>
       <w:sz w:val="40"/>
@@ -1471,13 +2012,17 @@
     <w:name w:val="heading 2"/>
     <w:basedOn w:val="Normal"/>
     <w:next w:val="Normal"/>
+    <w:uiPriority w:val="9"/>
+    <w:semiHidden/>
+    <w:unhideWhenUsed/>
+    <w:qFormat/>
     <w:pPr>
-      <w:keepNext w:val="1"/>
-      <w:keepLines w:val="1"/>
-      <w:spacing w:after="120" w:before="360" w:lineRule="auto"/>
+      <w:keepNext/>
+      <w:keepLines/>
+      <w:spacing w:before="360" w:after="120"/>
+      <w:outlineLvl w:val="1"/>
     </w:pPr>
     <w:rPr>
-      <w:b w:val="0"/>
       <w:sz w:val="32"/>
       <w:szCs w:val="32"/>
     </w:rPr>
@@ -1486,13 +2031,17 @@
     <w:name w:val="heading 3"/>
     <w:basedOn w:val="Normal"/>
     <w:next w:val="Normal"/>
+    <w:uiPriority w:val="9"/>
+    <w:semiHidden/>
+    <w:unhideWhenUsed/>
+    <w:qFormat/>
     <w:pPr>
-      <w:keepNext w:val="1"/>
-      <w:keepLines w:val="1"/>
-      <w:spacing w:after="80" w:before="320" w:lineRule="auto"/>
+      <w:keepNext/>
+      <w:keepLines/>
+      <w:spacing w:before="320" w:after="80"/>
+      <w:outlineLvl w:val="2"/>
     </w:pPr>
     <w:rPr>
-      <w:b w:val="0"/>
       <w:color w:val="434343"/>
       <w:sz w:val="28"/>
       <w:szCs w:val="28"/>
@@ -1502,10 +2051,15 @@
     <w:name w:val="heading 4"/>
     <w:basedOn w:val="Normal"/>
     <w:next w:val="Normal"/>
+    <w:uiPriority w:val="9"/>
+    <w:semiHidden/>
+    <w:unhideWhenUsed/>
+    <w:qFormat/>
     <w:pPr>
-      <w:keepNext w:val="1"/>
-      <w:keepLines w:val="1"/>
-      <w:spacing w:after="80" w:before="280" w:lineRule="auto"/>
+      <w:keepNext/>
+      <w:keepLines/>
+      <w:spacing w:before="280" w:after="80"/>
+      <w:outlineLvl w:val="3"/>
     </w:pPr>
     <w:rPr>
       <w:color w:val="666666"/>
@@ -1517,41 +2071,76 @@
     <w:name w:val="heading 5"/>
     <w:basedOn w:val="Normal"/>
     <w:next w:val="Normal"/>
+    <w:uiPriority w:val="9"/>
+    <w:semiHidden/>
+    <w:unhideWhenUsed/>
+    <w:qFormat/>
     <w:pPr>
-      <w:keepNext w:val="1"/>
-      <w:keepLines w:val="1"/>
-      <w:spacing w:after="80" w:before="240" w:lineRule="auto"/>
+      <w:keepNext/>
+      <w:keepLines/>
+      <w:spacing w:before="240" w:after="80"/>
+      <w:outlineLvl w:val="4"/>
     </w:pPr>
     <w:rPr>
       <w:color w:val="666666"/>
-      <w:sz w:val="22"/>
-      <w:szCs w:val="22"/>
     </w:rPr>
   </w:style>
   <w:style w:type="paragraph" w:styleId="Heading6">
     <w:name w:val="heading 6"/>
     <w:basedOn w:val="Normal"/>
     <w:next w:val="Normal"/>
+    <w:uiPriority w:val="9"/>
+    <w:semiHidden/>
+    <w:unhideWhenUsed/>
+    <w:qFormat/>
     <w:pPr>
-      <w:keepNext w:val="1"/>
-      <w:keepLines w:val="1"/>
-      <w:spacing w:after="80" w:before="240" w:lineRule="auto"/>
+      <w:keepNext/>
+      <w:keepLines/>
+      <w:spacing w:before="240" w:after="80"/>
+      <w:outlineLvl w:val="5"/>
     </w:pPr>
     <w:rPr>
-      <w:i w:val="1"/>
+      <w:i/>
       <w:color w:val="666666"/>
-      <w:sz w:val="22"/>
-      <w:szCs w:val="22"/>
     </w:rPr>
+  </w:style>
+  <w:style w:type="character" w:default="1" w:styleId="DefaultParagraphFont">
+    <w:name w:val="Default Paragraph Font"/>
+    <w:uiPriority w:val="1"/>
+    <w:semiHidden/>
+    <w:unhideWhenUsed/>
+  </w:style>
+  <w:style w:type="table" w:default="1" w:styleId="TableNormal">
+    <w:name w:val="Normal Table"/>
+    <w:uiPriority w:val="99"/>
+    <w:semiHidden/>
+    <w:unhideWhenUsed/>
+    <w:tblPr>
+      <w:tblInd w:w="0" w:type="dxa"/>
+      <w:tblCellMar>
+        <w:top w:w="0" w:type="dxa"/>
+        <w:left w:w="108" w:type="dxa"/>
+        <w:bottom w:w="0" w:type="dxa"/>
+        <w:right w:w="108" w:type="dxa"/>
+      </w:tblCellMar>
+    </w:tblPr>
+  </w:style>
+  <w:style w:type="numbering" w:default="1" w:styleId="NoList">
+    <w:name w:val="No List"/>
+    <w:uiPriority w:val="99"/>
+    <w:semiHidden/>
+    <w:unhideWhenUsed/>
   </w:style>
   <w:style w:type="paragraph" w:styleId="Title">
     <w:name w:val="Title"/>
     <w:basedOn w:val="Normal"/>
     <w:next w:val="Normal"/>
+    <w:uiPriority w:val="10"/>
+    <w:qFormat/>
     <w:pPr>
-      <w:keepNext w:val="1"/>
-      <w:keepLines w:val="1"/>
-      <w:spacing w:after="60" w:before="0" w:lineRule="auto"/>
+      <w:keepNext/>
+      <w:keepLines/>
+      <w:spacing w:after="60"/>
     </w:pPr>
     <w:rPr>
       <w:sz w:val="52"/>
@@ -1562,70 +2151,81 @@
     <w:name w:val="Subtitle"/>
     <w:basedOn w:val="Normal"/>
     <w:next w:val="Normal"/>
+    <w:uiPriority w:val="11"/>
+    <w:qFormat/>
     <w:pPr>
-      <w:keepNext w:val="1"/>
-      <w:keepLines w:val="1"/>
-      <w:spacing w:after="320" w:before="0" w:lineRule="auto"/>
+      <w:keepNext/>
+      <w:keepLines/>
+      <w:spacing w:after="320"/>
     </w:pPr>
     <w:rPr>
-      <w:rFonts w:ascii="Arial" w:cs="Arial" w:eastAsia="Arial" w:hAnsi="Arial"/>
-      <w:i w:val="0"/>
       <w:color w:val="666666"/>
       <w:sz w:val="30"/>
       <w:szCs w:val="30"/>
     </w:rPr>
   </w:style>
-  <w:style w:type="table" w:styleId="Table1">
+  <w:style w:type="table" w:customStyle="1" w:styleId="a">
     <w:basedOn w:val="TableNormal"/>
     <w:tblPr>
       <w:tblStyleRowBandSize w:val="1"/>
       <w:tblStyleColBandSize w:val="1"/>
       <w:tblCellMar>
-        <w:top w:w="100.0" w:type="dxa"/>
-        <w:left w:w="100.0" w:type="dxa"/>
-        <w:bottom w:w="100.0" w:type="dxa"/>
-        <w:right w:w="100.0" w:type="dxa"/>
+        <w:top w:w="100" w:type="dxa"/>
+        <w:left w:w="100" w:type="dxa"/>
+        <w:bottom w:w="100" w:type="dxa"/>
+        <w:right w:w="100" w:type="dxa"/>
       </w:tblCellMar>
     </w:tblPr>
   </w:style>
-  <w:style w:type="table" w:styleId="Table2">
+  <w:style w:type="table" w:customStyle="1" w:styleId="a0">
     <w:basedOn w:val="TableNormal"/>
     <w:tblPr>
       <w:tblStyleRowBandSize w:val="1"/>
       <w:tblStyleColBandSize w:val="1"/>
       <w:tblCellMar>
-        <w:top w:w="100.0" w:type="dxa"/>
-        <w:left w:w="100.0" w:type="dxa"/>
-        <w:bottom w:w="100.0" w:type="dxa"/>
-        <w:right w:w="100.0" w:type="dxa"/>
+        <w:top w:w="100" w:type="dxa"/>
+        <w:left w:w="100" w:type="dxa"/>
+        <w:bottom w:w="100" w:type="dxa"/>
+        <w:right w:w="100" w:type="dxa"/>
       </w:tblCellMar>
     </w:tblPr>
   </w:style>
-  <w:style w:type="table" w:styleId="Table3">
+  <w:style w:type="table" w:customStyle="1" w:styleId="a1">
     <w:basedOn w:val="TableNormal"/>
     <w:tblPr>
       <w:tblStyleRowBandSize w:val="1"/>
       <w:tblStyleColBandSize w:val="1"/>
       <w:tblCellMar>
-        <w:top w:w="100.0" w:type="dxa"/>
-        <w:left w:w="100.0" w:type="dxa"/>
-        <w:bottom w:w="100.0" w:type="dxa"/>
-        <w:right w:w="100.0" w:type="dxa"/>
+        <w:top w:w="100" w:type="dxa"/>
+        <w:left w:w="100" w:type="dxa"/>
+        <w:bottom w:w="100" w:type="dxa"/>
+        <w:right w:w="100" w:type="dxa"/>
       </w:tblCellMar>
     </w:tblPr>
   </w:style>
-  <w:style w:type="table" w:styleId="Table4">
+  <w:style w:type="table" w:customStyle="1" w:styleId="a2">
     <w:basedOn w:val="TableNormal"/>
     <w:tblPr>
       <w:tblStyleRowBandSize w:val="1"/>
       <w:tblStyleColBandSize w:val="1"/>
       <w:tblCellMar>
-        <w:top w:w="100.0" w:type="dxa"/>
-        <w:left w:w="100.0" w:type="dxa"/>
-        <w:bottom w:w="100.0" w:type="dxa"/>
-        <w:right w:w="100.0" w:type="dxa"/>
+        <w:top w:w="100" w:type="dxa"/>
+        <w:left w:w="100" w:type="dxa"/>
+        <w:bottom w:w="100" w:type="dxa"/>
+        <w:right w:w="100" w:type="dxa"/>
       </w:tblCellMar>
     </w:tblPr>
+  </w:style>
+  <w:style w:type="paragraph" w:styleId="ListParagraph">
+    <w:name w:val="List Paragraph"/>
+    <w:basedOn w:val="Normal"/>
+    <w:uiPriority w:val="34"/>
+    <w:qFormat/>
+    <w:rsid w:val="000A72EA"/>
+    <w:pPr>
+      <w:ind w:left="720"/>
+      <w:contextualSpacing/>
+    </w:pPr>
   </w:style>
 </w:styles>
 </file>
